--- a/deliverables/inland_transport_2026-10/docx/WHSOP_003_A05.docx
+++ b/deliverables/inland_transport_2026-10/docx/WHSOP_003_A05.docx
@@ -1495,7 +1495,7 @@
                 <w:color w:val="000000"/>
                 <w:sz w:val="18"/>
               </w:rPr>
-              <w:t>Примачот / лабораторијата потврди прием</w:t>
+              <w:t>Примачот потврди прием</w:t>
             </w:r>
             <w:r>
               <w:rPr>
@@ -1515,7 +1515,7 @@
                 <w:color w:val="000000"/>
                 <w:sz w:val="14"/>
               </w:rPr>
-              <w:t>Consignee / laboratory confirmed receipt</w:t>
+              <w:t>Consignee confirmed receipt</w:t>
             </w:r>
           </w:p>
         </w:tc>
@@ -1620,7 +1620,7 @@
                 <w:color w:val="000000"/>
                 <w:sz w:val="18"/>
               </w:rPr>
-              <w:t>Материјалот е во статус ОДОБРЕНО / мострата има број</w:t>
+              <w:t>Материјалот е во статус ОДОБРЕНО</w:t>
             </w:r>
             <w:r>
               <w:rPr>
@@ -1640,7 +1640,7 @@
                 <w:color w:val="000000"/>
                 <w:sz w:val="14"/>
               </w:rPr>
-              <w:t>Material APPROVED / sample numbered</w:t>
+              <w:t>Material APPROVED</w:t>
             </w:r>
           </w:p>
         </w:tc>
@@ -2276,7 +2276,7 @@
                 <w:color w:val="000000"/>
                 <w:sz w:val="18"/>
               </w:rPr>
-              <w:t>Барањето за анализа во секундарното пакување (мостри)</w:t>
+              <w:t>Возилото одговара на A03 и е чисто и заклучливо</w:t>
             </w:r>
             <w:r>
               <w:rPr>
@@ -2296,7 +2296,7 @@
                 <w:color w:val="000000"/>
                 <w:sz w:val="14"/>
               </w:rPr>
-              <w:t>Request for Analysis inside secondary packaging (samples)</w:t>
+              <w:t>Vehicle matches A03, clean and lockable</w:t>
             </w:r>
           </w:p>
         </w:tc>
@@ -2354,16 +2354,6 @@
               <w:jc w:val="center"/>
             </w:pPr>
             <w:r/>
-            <w:r>
-              <w:rPr>
-                <w:rFonts w:ascii="Calibri" w:hAnsi="Calibri"/>
-                <w:b w:val="0"/>
-                <w:i w:val="0"/>
-                <w:color w:val="000000"/>
-                <w:sz w:val="18"/>
-              </w:rPr>
-              <w:t>A06</w:t>
-            </w:r>
           </w:p>
         </w:tc>
       </w:tr>
@@ -2411,7 +2401,7 @@
                 <w:color w:val="000000"/>
                 <w:sz w:val="18"/>
               </w:rPr>
-              <w:t>Возилото одговара на A03 и е чисто и заклучливо</w:t>
+              <w:t>Климатизацијата е поставена и предкондиционирана ≥ 30 мин</w:t>
             </w:r>
             <w:r>
               <w:rPr>
@@ -2431,7 +2421,7 @@
                 <w:color w:val="000000"/>
                 <w:sz w:val="14"/>
               </w:rPr>
-              <w:t>Vehicle matches A03, clean and lockable</w:t>
+              <w:t>Climate control set and pre-conditioned ≥ 30 min</w:t>
             </w:r>
           </w:p>
         </w:tc>
@@ -2533,7 +2523,7 @@
                 <w:color w:val="000000"/>
                 <w:sz w:val="18"/>
               </w:rPr>
-              <w:t>Климатизацијата е поставена и предкондиционирана ≥ 30 мин</w:t>
+              <w:t>GPS тестиран со диспечерот</w:t>
             </w:r>
             <w:r>
               <w:rPr>
@@ -2553,7 +2543,7 @@
                 <w:color w:val="000000"/>
                 <w:sz w:val="14"/>
               </w:rPr>
-              <w:t>Climate control set and pre-conditioned ≥ 30 min</w:t>
+              <w:t>GPS tested with dispatcher</w:t>
             </w:r>
           </w:p>
         </w:tc>
@@ -2658,7 +2648,7 @@
                 <w:color w:val="000000"/>
                 <w:sz w:val="18"/>
               </w:rPr>
-              <w:t>GPS тестиран со диспечерот</w:t>
+              <w:t>Идентитет и овластување на возачите проверени</w:t>
             </w:r>
             <w:r>
               <w:rPr>
@@ -2678,7 +2668,7 @@
                 <w:color w:val="000000"/>
                 <w:sz w:val="14"/>
               </w:rPr>
-              <w:t>GPS tested with dispatcher</w:t>
+              <w:t>Drivers' identity and authorisation verified</w:t>
             </w:r>
           </w:p>
         </w:tc>
@@ -2780,7 +2770,7 @@
                 <w:color w:val="000000"/>
                 <w:sz w:val="18"/>
               </w:rPr>
-              <w:t>Идентитет и овластување на возачите проверени</w:t>
+              <w:t>Посадата брифирана (рута, застанувања, инциденти)</w:t>
             </w:r>
             <w:r>
               <w:rPr>
@@ -2800,7 +2790,7 @@
                 <w:color w:val="000000"/>
                 <w:sz w:val="14"/>
               </w:rPr>
-              <w:t>Drivers' identity and authorisation verified</w:t>
+              <w:t>Crew briefed (route, stops, incidents)</w:t>
             </w:r>
           </w:p>
         </w:tc>
@@ -2849,127 +2839,6 @@
         <w:tc>
           <w:tcPr>
             <w:shd w:val="clear" w:color="auto" w:fill="F7FAFC"/>
-            <w:vAlign w:val="center"/>
-            <w:tcW w:type="dxa" w:w="2581"/>
-          </w:tcPr>
-          <w:p>
-            <w:pPr>
-              <w:spacing w:before="20" w:after="20"/>
-              <w:jc w:val="center"/>
-            </w:pPr>
-            <w:r/>
-          </w:p>
-        </w:tc>
-      </w:tr>
-      <w:tr>
-        <w:tc>
-          <w:tcPr>
-            <w:shd w:val="clear" w:color="auto" w:fill="F2F2F2"/>
-            <w:vAlign w:val="center"/>
-            <w:tcW w:type="dxa" w:w="644"/>
-          </w:tcPr>
-          <w:p>
-            <w:pPr>
-              <w:spacing w:before="20" w:after="20"/>
-              <w:jc w:val="center"/>
-            </w:pPr>
-            <w:r/>
-            <w:r>
-              <w:rPr>
-                <w:rFonts w:ascii="Calibri" w:hAnsi="Calibri"/>
-                <w:b w:val="0"/>
-                <w:i w:val="0"/>
-                <w:color w:val="000000"/>
-                <w:sz w:val="18"/>
-              </w:rPr>
-              <w:t>A17</w:t>
-            </w:r>
-          </w:p>
-        </w:tc>
-        <w:tc>
-          <w:tcPr>
-            <w:vAlign w:val="center"/>
-            <w:tcW w:type="dxa" w:w="4351"/>
-          </w:tcPr>
-          <w:p>
-            <w:pPr>
-              <w:spacing w:before="20" w:after="20"/>
-              <w:jc w:val="center"/>
-            </w:pPr>
-            <w:r/>
-            <w:r>
-              <w:rPr>
-                <w:rFonts w:ascii="Calibri" w:hAnsi="Calibri"/>
-                <w:b w:val="0"/>
-                <w:i w:val="0"/>
-                <w:color w:val="000000"/>
-                <w:sz w:val="18"/>
-              </w:rPr>
-              <w:t>Посадата брифирана (рута, застанувања, инциденти)</w:t>
-            </w:r>
-            <w:r>
-              <w:rPr>
-                <w:rFonts w:ascii="Calibri" w:hAnsi="Calibri"/>
-                <w:b w:val="0"/>
-                <w:i w:val="0"/>
-                <w:color w:val="000000"/>
-                <w:sz w:val="14"/>
-              </w:rPr>
-              <w:t xml:space="preserve"> | </w:t>
-            </w:r>
-            <w:r>
-              <w:rPr>
-                <w:rFonts w:ascii="Calibri" w:hAnsi="Calibri"/>
-                <w:b w:val="0"/>
-                <w:i/>
-                <w:color w:val="000000"/>
-                <w:sz w:val="14"/>
-              </w:rPr>
-              <w:t>Crew briefed (route, stops, incidents)</w:t>
-            </w:r>
-          </w:p>
-        </w:tc>
-        <w:tc>
-          <w:tcPr>
-            <w:vAlign w:val="center"/>
-            <w:tcW w:type="dxa" w:w="1170"/>
-          </w:tcPr>
-          <w:p>
-            <w:pPr>
-              <w:spacing w:before="20" w:after="20"/>
-              <w:jc w:val="center"/>
-            </w:pPr>
-            <w:r/>
-          </w:p>
-        </w:tc>
-        <w:tc>
-          <w:tcPr>
-            <w:vAlign w:val="center"/>
-            <w:tcW w:type="dxa" w:w="1074"/>
-          </w:tcPr>
-          <w:p>
-            <w:pPr>
-              <w:spacing w:before="20" w:after="20"/>
-              <w:jc w:val="center"/>
-            </w:pPr>
-            <w:r/>
-          </w:p>
-        </w:tc>
-        <w:tc>
-          <w:tcPr>
-            <w:vAlign w:val="center"/>
-            <w:tcW w:type="dxa" w:w="644"/>
-          </w:tcPr>
-          <w:p>
-            <w:pPr>
-              <w:spacing w:before="20" w:after="20"/>
-              <w:jc w:val="center"/>
-            </w:pPr>
-            <w:r/>
-          </w:p>
-        </w:tc>
-        <w:tc>
-          <w:tcPr>
             <w:vAlign w:val="center"/>
             <w:tcW w:type="dxa" w:w="2581"/>
           </w:tcPr>

--- a/deliverables/inland_transport_2026-10/docx/WHSOP_003_A05.docx
+++ b/deliverables/inland_transport_2026-10/docx/WHSOP_003_A05.docx
@@ -96,72 +96,56 @@
         <w:t xml:space="preserve">   —   Верзија | Version: DRAFT   ·   Датум на важност | Effective date: —</w:t>
       </w:r>
     </w:p>
-    <w:tbl>
-      <w:tblPr>
-        <w:tblLook w:firstColumn="1" w:firstRow="1" w:lastColumn="0" w:lastRow="0" w:noHBand="0" w:noVBand="1" w:val="04A0"/>
-        <w:tblLayout w:type="fixed"/>
-        <w:tblW w:type="dxa" w:w="10466"/>
-        <w:tblInd w:type="dxa" w:w="0"/>
+    <w:p>
+      <w:pPr>
+        <w:spacing w:before="0" w:after="0"/>
         <w:jc w:val="center"/>
-        <w:tblBorders>
-          <w:top w:val="single" w:sz="4" w:space="0" w:color="2B547E"/>
-          <w:left w:val="single" w:sz="4" w:space="0" w:color="2B547E"/>
-          <w:bottom w:val="single" w:sz="4" w:space="0" w:color="2B547E"/>
-          <w:right w:val="single" w:sz="4" w:space="0" w:color="2B547E"/>
-          <w:insideH w:val="single" w:sz="4" w:space="0" w:color="2B547E"/>
-          <w:insideV w:val="single" w:sz="4" w:space="0" w:color="2B547E"/>
-        </w:tblBorders>
-      </w:tblPr>
-      <w:tblGrid>
-        <w:gridCol w:w="10466"/>
-      </w:tblGrid>
-      <w:tr>
-        <w:tc>
-          <w:tcPr>
-            <w:shd w:val="clear" w:color="auto" w:fill="2B547E"/>
-            <w:vAlign w:val="center"/>
-            <w:tcW w:type="dxa" w:w="10466"/>
-          </w:tcPr>
-          <w:p>
-            <w:pPr>
-              <w:spacing w:before="20" w:after="20"/>
-              <w:jc w:val="center"/>
-            </w:pPr>
-            <w:r/>
-            <w:r>
-              <w:rPr>
-                <w:rFonts w:ascii="Calibri" w:hAnsi="Calibri"/>
-                <w:b/>
-                <w:i w:val="0"/>
-                <w:color w:val="FFFFFF"/>
-                <w:sz w:val="22"/>
-              </w:rPr>
-              <w:t>1 Идентификација</w:t>
-            </w:r>
-            <w:r>
-              <w:rPr>
-                <w:rFonts w:ascii="Calibri" w:hAnsi="Calibri"/>
-                <w:b w:val="0"/>
-                <w:i w:val="0"/>
-                <w:color w:val="FFFFFF"/>
-                <w:sz w:val="18"/>
-              </w:rPr>
-              <w:t xml:space="preserve"> | </w:t>
-            </w:r>
-            <w:r>
-              <w:rPr>
-                <w:rFonts w:ascii="Calibri" w:hAnsi="Calibri"/>
-                <w:b w:val="0"/>
-                <w:i w:val="0"/>
-                <w:color w:val="FFFFFF"/>
-                <w:sz w:val="18"/>
-              </w:rPr>
-              <w:t>Identification</w:t>
-            </w:r>
-          </w:p>
-        </w:tc>
-      </w:tr>
-    </w:tbl>
+        <w:keepNext/>
+        <w:pBdr>
+          <w:top w:val="single" w:sz="4" w:space="2" w:color="2B547E"/>
+          <w:left w:val="single" w:sz="4" w:space="4" w:color="2B547E"/>
+          <w:bottom w:val="single" w:sz="4" w:space="2" w:color="2B547E"/>
+          <w:right w:val="single" w:sz="4" w:space="4" w:color="2B547E"/>
+        </w:pBdr>
+        <w:shd w:val="clear" w:color="auto" w:fill="2B547E"/>
+      </w:pPr>
+      <w:r>
+        <w:rPr>
+          <w:rFonts w:ascii="Calibri" w:hAnsi="Calibri"/>
+          <w:b/>
+          <w:i w:val="0"/>
+          <w:color w:val="FFFFFF"/>
+          <w:sz w:val="22"/>
+        </w:rPr>
+        <w:t>1 Идентификација</w:t>
+      </w:r>
+      <w:r>
+        <w:rPr>
+          <w:rFonts w:ascii="Calibri" w:hAnsi="Calibri"/>
+          <w:b w:val="0"/>
+          <w:i w:val="0"/>
+          <w:color w:val="FFFFFF"/>
+          <w:sz w:val="18"/>
+        </w:rPr>
+        <w:t xml:space="preserve"> | </w:t>
+      </w:r>
+      <w:r>
+        <w:rPr>
+          <w:rFonts w:ascii="Calibri" w:hAnsi="Calibri"/>
+          <w:b w:val="0"/>
+          <w:i w:val="0"/>
+          <w:color w:val="FFFFFF"/>
+          <w:sz w:val="18"/>
+        </w:rPr>
+        <w:t>Identification</w:t>
+      </w:r>
+    </w:p>
+    <w:p>
+      <w:pPr>
+        <w:keepNext/>
+        <w:spacing w:before="0" w:after="0" w:lineRule="exact" w:line="40"/>
+      </w:pPr>
+    </w:p>
     <w:tbl>
       <w:tblPr>
         <w:jc w:val="center"/>
@@ -187,6 +171,9 @@
         <w:gridCol w:w="2241"/>
       </w:tblGrid>
       <w:tr>
+        <w:trPr>
+          <w:cantSplit/>
+        </w:trPr>
         <w:tc>
           <w:tcPr>
             <w:shd w:val="clear" w:color="auto" w:fill="F2F2F2"/>
@@ -195,6 +182,7 @@
           </w:tcPr>
           <w:p>
             <w:pPr>
+              <w:keepNext/>
               <w:spacing w:before="20" w:after="20"/>
               <w:jc w:val="left"/>
             </w:pPr>
@@ -218,6 +206,7 @@
           </w:tcPr>
           <w:p>
             <w:pPr>
+              <w:keepNext/>
               <w:spacing w:before="20" w:after="20"/>
               <w:jc w:val="center"/>
             </w:pPr>
@@ -242,6 +231,7 @@
           </w:tcPr>
           <w:p>
             <w:pPr>
+              <w:keepNext/>
               <w:spacing w:before="20" w:after="20"/>
               <w:jc w:val="left"/>
             </w:pPr>
@@ -285,6 +275,7 @@
           </w:tcPr>
           <w:p>
             <w:pPr>
+              <w:keepNext/>
               <w:spacing w:before="20" w:after="20"/>
               <w:jc w:val="center"/>
             </w:pPr>
@@ -299,6 +290,7 @@
           </w:tcPr>
           <w:p>
             <w:pPr>
+              <w:keepNext/>
               <w:spacing w:before="20" w:after="20"/>
               <w:jc w:val="left"/>
             </w:pPr>
@@ -342,6 +334,7 @@
           </w:tcPr>
           <w:p>
             <w:pPr>
+              <w:keepNext/>
               <w:spacing w:before="20" w:after="20"/>
               <w:jc w:val="center"/>
             </w:pPr>
@@ -371,6 +364,9 @@
         <w:gridCol w:w="8901"/>
       </w:tblGrid>
       <w:tr>
+        <w:trPr>
+          <w:cantSplit/>
+        </w:trPr>
         <w:tc>
           <w:tcPr>
             <w:shd w:val="clear" w:color="auto" w:fill="F2F2F2"/>
@@ -426,78 +422,63 @@
               <w:jc w:val="center"/>
             </w:pPr>
             <w:r/>
-          </w:p>
-        </w:tc>
-      </w:tr>
-    </w:tbl>
-    <w:tbl>
-      <w:tblPr>
-        <w:tblLook w:firstColumn="1" w:firstRow="1" w:lastColumn="0" w:lastRow="0" w:noHBand="0" w:noVBand="1" w:val="04A0"/>
-        <w:tblLayout w:type="fixed"/>
-        <w:tblW w:type="dxa" w:w="10466"/>
-        <w:tblInd w:type="dxa" w:w="0"/>
-        <w:jc w:val="center"/>
-        <w:tblBorders>
-          <w:top w:val="single" w:sz="4" w:space="0" w:color="2B547E"/>
-          <w:left w:val="single" w:sz="4" w:space="0" w:color="2B547E"/>
-          <w:bottom w:val="single" w:sz="4" w:space="0" w:color="2B547E"/>
-          <w:right w:val="single" w:sz="4" w:space="0" w:color="2B547E"/>
-          <w:insideH w:val="single" w:sz="4" w:space="0" w:color="2B547E"/>
-          <w:insideV w:val="single" w:sz="4" w:space="0" w:color="2B547E"/>
-        </w:tblBorders>
-      </w:tblPr>
-      <w:tblGrid>
-        <w:gridCol w:w="10466"/>
-      </w:tblGrid>
-      <w:tr>
-        <w:tc>
-          <w:tcPr>
-            <w:shd w:val="clear" w:color="auto" w:fill="2B547E"/>
-            <w:vAlign w:val="center"/>
-            <w:tcW w:type="dxa" w:w="10466"/>
-          </w:tcPr>
-          <w:p>
-            <w:pPr>
-              <w:spacing w:before="20" w:after="20"/>
-              <w:jc w:val="center"/>
-            </w:pPr>
-            <w:r/>
-            <w:r>
-              <w:rPr>
-                <w:rFonts w:ascii="Calibri" w:hAnsi="Calibri"/>
-                <w:b/>
-                <w:i w:val="0"/>
-                <w:color w:val="FFFFFF"/>
-                <w:sz w:val="22"/>
-              </w:rPr>
-              <w:t>Дел А — Пред отпрема</w:t>
-            </w:r>
-            <w:r>
-              <w:rPr>
-                <w:rFonts w:ascii="Calibri" w:hAnsi="Calibri"/>
-                <w:b w:val="0"/>
-                <w:i w:val="0"/>
-                <w:color w:val="FFFFFF"/>
-                <w:sz w:val="18"/>
-              </w:rPr>
-              <w:t xml:space="preserve"> | </w:t>
-            </w:r>
-            <w:r>
-              <w:rPr>
-                <w:rFonts w:ascii="Calibri" w:hAnsi="Calibri"/>
-                <w:b w:val="0"/>
-                <w:i w:val="0"/>
-                <w:color w:val="FFFFFF"/>
-                <w:sz w:val="18"/>
-              </w:rPr>
-              <w:t>Part A — Pre-dispatch</w:t>
-            </w:r>
           </w:p>
         </w:tc>
       </w:tr>
     </w:tbl>
     <w:p>
       <w:pPr>
+        <w:keepNext/>
+        <w:spacing w:before="0" w:after="0" w:lineRule="exact" w:line="240"/>
+      </w:pPr>
+    </w:p>
+    <w:p>
+      <w:pPr>
+        <w:spacing w:before="0" w:after="0"/>
+        <w:jc w:val="center"/>
+        <w:keepNext/>
+        <w:pBdr>
+          <w:top w:val="single" w:sz="4" w:space="2" w:color="2B547E"/>
+          <w:left w:val="single" w:sz="4" w:space="4" w:color="2B547E"/>
+          <w:bottom w:val="single" w:sz="4" w:space="2" w:color="2B547E"/>
+          <w:right w:val="single" w:sz="4" w:space="4" w:color="2B547E"/>
+        </w:pBdr>
+        <w:shd w:val="clear" w:color="auto" w:fill="2B547E"/>
+      </w:pPr>
+      <w:r>
+        <w:rPr>
+          <w:rFonts w:ascii="Calibri" w:hAnsi="Calibri"/>
+          <w:b/>
+          <w:i w:val="0"/>
+          <w:color w:val="FFFFFF"/>
+          <w:sz w:val="22"/>
+        </w:rPr>
+        <w:t>Дел А — Пред отпрема</w:t>
+      </w:r>
+      <w:r>
+        <w:rPr>
+          <w:rFonts w:ascii="Calibri" w:hAnsi="Calibri"/>
+          <w:b w:val="0"/>
+          <w:i w:val="0"/>
+          <w:color w:val="FFFFFF"/>
+          <w:sz w:val="18"/>
+        </w:rPr>
+        <w:t xml:space="preserve"> | </w:t>
+      </w:r>
+      <w:r>
+        <w:rPr>
+          <w:rFonts w:ascii="Calibri" w:hAnsi="Calibri"/>
+          <w:b w:val="0"/>
+          <w:i w:val="0"/>
+          <w:color w:val="FFFFFF"/>
+          <w:sz w:val="18"/>
+        </w:rPr>
+        <w:t>Part A — Pre-dispatch</w:t>
+      </w:r>
+    </w:p>
+    <w:p>
+      <w:pPr>
+        <w:keepNext/>
         <w:spacing w:before="0" w:after="0" w:line="250" w:lineRule="auto"/>
         <w:jc w:val="both"/>
       </w:pPr>
@@ -532,6 +513,12 @@
         <w:t>If any item is "No", the transport does NOT start until it is resolved (WHSOP_003 §6.5.1).</w:t>
       </w:r>
     </w:p>
+    <w:p>
+      <w:pPr>
+        <w:keepNext/>
+        <w:spacing w:before="0" w:after="0" w:lineRule="exact" w:line="120"/>
+      </w:pPr>
+    </w:p>
     <w:tbl>
       <w:tblPr>
         <w:tblLook w:firstColumn="1" w:firstRow="1" w:lastColumn="0" w:lastRow="0" w:noHBand="0" w:noVBand="1" w:val="04A0"/>
@@ -559,6 +546,7 @@
       <w:tr>
         <w:trPr>
           <w:tblHeader w:val="true"/>
+          <w:cantSplit/>
         </w:trPr>
         <w:tc>
           <w:tcPr>
@@ -568,6 +556,7 @@
           </w:tcPr>
           <w:p>
             <w:pPr>
+              <w:keepNext/>
               <w:spacing w:before="20" w:after="20"/>
               <w:jc w:val="center"/>
             </w:pPr>
@@ -592,6 +581,7 @@
           </w:tcPr>
           <w:p>
             <w:pPr>
+              <w:keepNext/>
               <w:spacing w:before="20" w:after="20"/>
               <w:jc w:val="center"/>
             </w:pPr>
@@ -636,6 +626,7 @@
           </w:tcPr>
           <w:p>
             <w:pPr>
+              <w:keepNext/>
               <w:spacing w:before="20" w:after="20"/>
               <w:jc w:val="center"/>
             </w:pPr>
@@ -680,6 +671,7 @@
           </w:tcPr>
           <w:p>
             <w:pPr>
+              <w:keepNext/>
               <w:spacing w:before="20" w:after="20"/>
               <w:jc w:val="center"/>
             </w:pPr>
@@ -724,6 +716,7 @@
           </w:tcPr>
           <w:p>
             <w:pPr>
+              <w:keepNext/>
               <w:spacing w:before="20" w:after="20"/>
               <w:jc w:val="center"/>
             </w:pPr>
@@ -748,6 +741,7 @@
           </w:tcPr>
           <w:p>
             <w:pPr>
+              <w:keepNext/>
               <w:spacing w:before="20" w:after="20"/>
               <w:jc w:val="center"/>
             </w:pPr>
@@ -786,6 +780,9 @@
         </w:tc>
       </w:tr>
       <w:tr>
+        <w:trPr>
+          <w:cantSplit/>
+        </w:trPr>
         <w:tc>
           <w:tcPr>
             <w:shd w:val="clear" w:color="auto" w:fill="F2F2F2"/>
@@ -794,6 +791,7 @@
           </w:tcPr>
           <w:p>
             <w:pPr>
+              <w:keepNext/>
               <w:spacing w:before="20" w:after="20"/>
               <w:jc w:val="center"/>
             </w:pPr>
@@ -817,6 +815,7 @@
           </w:tcPr>
           <w:p>
             <w:pPr>
+              <w:keepNext/>
               <w:spacing w:before="20" w:after="20"/>
               <w:jc w:val="center"/>
             </w:pPr>
@@ -860,6 +859,7 @@
           </w:tcPr>
           <w:p>
             <w:pPr>
+              <w:keepNext/>
               <w:spacing w:before="20" w:after="20"/>
               <w:jc w:val="center"/>
             </w:pPr>
@@ -873,6 +873,7 @@
           </w:tcPr>
           <w:p>
             <w:pPr>
+              <w:keepNext/>
               <w:spacing w:before="20" w:after="20"/>
               <w:jc w:val="center"/>
             </w:pPr>
@@ -886,6 +887,7 @@
           </w:tcPr>
           <w:p>
             <w:pPr>
+              <w:keepNext/>
               <w:spacing w:before="20" w:after="20"/>
               <w:jc w:val="center"/>
             </w:pPr>
@@ -899,6 +901,7 @@
           </w:tcPr>
           <w:p>
             <w:pPr>
+              <w:keepNext/>
               <w:spacing w:before="20" w:after="20"/>
               <w:jc w:val="center"/>
             </w:pPr>
@@ -917,6 +920,9 @@
         </w:tc>
       </w:tr>
       <w:tr>
+        <w:trPr>
+          <w:cantSplit/>
+        </w:trPr>
         <w:tc>
           <w:tcPr>
             <w:shd w:val="clear" w:color="auto" w:fill="F2F2F2"/>
@@ -925,6 +931,7 @@
           </w:tcPr>
           <w:p>
             <w:pPr>
+              <w:keepNext/>
               <w:spacing w:before="20" w:after="20"/>
               <w:jc w:val="center"/>
             </w:pPr>
@@ -949,6 +956,7 @@
           </w:tcPr>
           <w:p>
             <w:pPr>
+              <w:keepNext/>
               <w:spacing w:before="20" w:after="20"/>
               <w:jc w:val="center"/>
             </w:pPr>
@@ -993,6 +1001,7 @@
           </w:tcPr>
           <w:p>
             <w:pPr>
+              <w:keepNext/>
               <w:spacing w:before="20" w:after="20"/>
               <w:jc w:val="center"/>
             </w:pPr>
@@ -1007,6 +1016,7 @@
           </w:tcPr>
           <w:p>
             <w:pPr>
+              <w:keepNext/>
               <w:spacing w:before="20" w:after="20"/>
               <w:jc w:val="center"/>
             </w:pPr>
@@ -1021,6 +1031,7 @@
           </w:tcPr>
           <w:p>
             <w:pPr>
+              <w:keepNext/>
               <w:spacing w:before="20" w:after="20"/>
               <w:jc w:val="center"/>
             </w:pPr>
@@ -1035,6 +1046,7 @@
           </w:tcPr>
           <w:p>
             <w:pPr>
+              <w:keepNext/>
               <w:spacing w:before="20" w:after="20"/>
               <w:jc w:val="center"/>
             </w:pPr>
@@ -1053,6 +1065,9 @@
         </w:tc>
       </w:tr>
       <w:tr>
+        <w:trPr>
+          <w:cantSplit/>
+        </w:trPr>
         <w:tc>
           <w:tcPr>
             <w:shd w:val="clear" w:color="auto" w:fill="F2F2F2"/>
@@ -1184,6 +1199,9 @@
         </w:tc>
       </w:tr>
       <w:tr>
+        <w:trPr>
+          <w:cantSplit/>
+        </w:trPr>
         <w:tc>
           <w:tcPr>
             <w:shd w:val="clear" w:color="auto" w:fill="F2F2F2"/>
@@ -1320,6 +1338,9 @@
         </w:tc>
       </w:tr>
       <w:tr>
+        <w:trPr>
+          <w:cantSplit/>
+        </w:trPr>
         <w:tc>
           <w:tcPr>
             <w:shd w:val="clear" w:color="auto" w:fill="F2F2F2"/>
@@ -1451,6 +1472,9 @@
         </w:tc>
       </w:tr>
       <w:tr>
+        <w:trPr>
+          <w:cantSplit/>
+        </w:trPr>
         <w:tc>
           <w:tcPr>
             <w:shd w:val="clear" w:color="auto" w:fill="F2F2F2"/>
@@ -1577,6 +1601,9 @@
         </w:tc>
       </w:tr>
       <w:tr>
+        <w:trPr>
+          <w:cantSplit/>
+        </w:trPr>
         <w:tc>
           <w:tcPr>
             <w:shd w:val="clear" w:color="auto" w:fill="F2F2F2"/>
@@ -1708,6 +1735,9 @@
         </w:tc>
       </w:tr>
       <w:tr>
+        <w:trPr>
+          <w:cantSplit/>
+        </w:trPr>
         <w:tc>
           <w:tcPr>
             <w:shd w:val="clear" w:color="auto" w:fill="F2F2F2"/>
@@ -1844,6 +1874,9 @@
         </w:tc>
       </w:tr>
       <w:tr>
+        <w:trPr>
+          <w:cantSplit/>
+        </w:trPr>
         <w:tc>
           <w:tcPr>
             <w:shd w:val="clear" w:color="auto" w:fill="F2F2F2"/>
@@ -1965,6 +1998,9 @@
         </w:tc>
       </w:tr>
       <w:tr>
+        <w:trPr>
+          <w:cantSplit/>
+        </w:trPr>
         <w:tc>
           <w:tcPr>
             <w:shd w:val="clear" w:color="auto" w:fill="F2F2F2"/>
@@ -2101,6 +2137,9 @@
         </w:tc>
       </w:tr>
       <w:tr>
+        <w:trPr>
+          <w:cantSplit/>
+        </w:trPr>
         <w:tc>
           <w:tcPr>
             <w:shd w:val="clear" w:color="auto" w:fill="F2F2F2"/>
@@ -2232,6 +2271,9 @@
         </w:tc>
       </w:tr>
       <w:tr>
+        <w:trPr>
+          <w:cantSplit/>
+        </w:trPr>
         <w:tc>
           <w:tcPr>
             <w:shd w:val="clear" w:color="auto" w:fill="F2F2F2"/>
@@ -2358,6 +2400,9 @@
         </w:tc>
       </w:tr>
       <w:tr>
+        <w:trPr>
+          <w:cantSplit/>
+        </w:trPr>
         <w:tc>
           <w:tcPr>
             <w:shd w:val="clear" w:color="auto" w:fill="F2F2F2"/>
@@ -2479,6 +2524,9 @@
         </w:tc>
       </w:tr>
       <w:tr>
+        <w:trPr>
+          <w:cantSplit/>
+        </w:trPr>
         <w:tc>
           <w:tcPr>
             <w:shd w:val="clear" w:color="auto" w:fill="F2F2F2"/>
@@ -2605,6 +2653,9 @@
         </w:tc>
       </w:tr>
       <w:tr>
+        <w:trPr>
+          <w:cantSplit/>
+        </w:trPr>
         <w:tc>
           <w:tcPr>
             <w:shd w:val="clear" w:color="auto" w:fill="F2F2F2"/>
@@ -2726,6 +2777,9 @@
         </w:tc>
       </w:tr>
       <w:tr>
+        <w:trPr>
+          <w:cantSplit/>
+        </w:trPr>
         <w:tc>
           <w:tcPr>
             <w:shd w:val="clear" w:color="auto" w:fill="F2F2F2"/>
@@ -2852,6 +2906,12 @@
         </w:tc>
       </w:tr>
     </w:tbl>
+    <w:p>
+      <w:pPr>
+        <w:keepNext/>
+        <w:spacing w:before="0" w:after="0" w:lineRule="exact" w:line="120"/>
+      </w:pPr>
+    </w:p>
     <w:tbl>
       <w:tblPr>
         <w:tblLook w:firstColumn="1" w:firstRow="1" w:lastColumn="0" w:lastRow="0" w:noHBand="0" w:noVBand="1" w:val="04A0"/>
@@ -2877,6 +2937,7 @@
       <w:tr>
         <w:trPr>
           <w:tblHeader w:val="true"/>
+          <w:cantSplit/>
         </w:trPr>
         <w:tc>
           <w:tcPr>
@@ -2886,6 +2947,7 @@
           </w:tcPr>
           <w:p>
             <w:pPr>
+              <w:keepNext/>
               <w:spacing w:before="20" w:after="20"/>
               <w:jc w:val="center"/>
             </w:pPr>
@@ -2930,6 +2992,7 @@
           </w:tcPr>
           <w:p>
             <w:pPr>
+              <w:keepNext/>
               <w:spacing w:before="20" w:after="20"/>
               <w:jc w:val="center"/>
             </w:pPr>
@@ -2974,6 +3037,7 @@
           </w:tcPr>
           <w:p>
             <w:pPr>
+              <w:keepNext/>
               <w:spacing w:before="20" w:after="20"/>
               <w:jc w:val="center"/>
             </w:pPr>
@@ -3018,6 +3082,7 @@
           </w:tcPr>
           <w:p>
             <w:pPr>
+              <w:keepNext/>
               <w:spacing w:before="20" w:after="20"/>
               <w:jc w:val="center"/>
             </w:pPr>
@@ -3056,6 +3121,9 @@
         </w:tc>
       </w:tr>
       <w:tr>
+        <w:trPr>
+          <w:cantSplit/>
+        </w:trPr>
         <w:tc>
           <w:tcPr>
             <w:shd w:val="clear" w:color="auto" w:fill="F2F2F2"/>
@@ -3064,6 +3132,7 @@
           </w:tcPr>
           <w:p>
             <w:pPr>
+              <w:keepNext/>
               <w:spacing w:before="20" w:after="20"/>
               <w:jc w:val="center"/>
             </w:pPr>
@@ -3107,6 +3176,7 @@
           </w:tcPr>
           <w:p>
             <w:pPr>
+              <w:keepNext/>
               <w:spacing w:before="20" w:after="20"/>
               <w:jc w:val="center"/>
             </w:pPr>
@@ -3120,6 +3190,7 @@
           </w:tcPr>
           <w:p>
             <w:pPr>
+              <w:keepNext/>
               <w:spacing w:before="20" w:after="20"/>
               <w:jc w:val="center"/>
             </w:pPr>
@@ -3133,6 +3204,7 @@
           </w:tcPr>
           <w:p>
             <w:pPr>
+              <w:keepNext/>
               <w:spacing w:before="20" w:after="20"/>
               <w:jc w:val="center"/>
             </w:pPr>
@@ -3141,6 +3213,9 @@
         </w:tc>
       </w:tr>
       <w:tr>
+        <w:trPr>
+          <w:cantSplit/>
+        </w:trPr>
         <w:tc>
           <w:tcPr>
             <w:shd w:val="clear" w:color="auto" w:fill="F2F2F2"/>
@@ -3225,78 +3300,63 @@
               <w:jc w:val="center"/>
             </w:pPr>
             <w:r/>
-          </w:p>
-        </w:tc>
-      </w:tr>
-    </w:tbl>
-    <w:tbl>
-      <w:tblPr>
-        <w:tblLook w:firstColumn="1" w:firstRow="1" w:lastColumn="0" w:lastRow="0" w:noHBand="0" w:noVBand="1" w:val="04A0"/>
-        <w:tblLayout w:type="fixed"/>
-        <w:tblW w:type="dxa" w:w="10466"/>
-        <w:tblInd w:type="dxa" w:w="0"/>
-        <w:jc w:val="center"/>
-        <w:tblBorders>
-          <w:top w:val="single" w:sz="4" w:space="0" w:color="2B547E"/>
-          <w:left w:val="single" w:sz="4" w:space="0" w:color="2B547E"/>
-          <w:bottom w:val="single" w:sz="4" w:space="0" w:color="2B547E"/>
-          <w:right w:val="single" w:sz="4" w:space="0" w:color="2B547E"/>
-          <w:insideH w:val="single" w:sz="4" w:space="0" w:color="2B547E"/>
-          <w:insideV w:val="single" w:sz="4" w:space="0" w:color="2B547E"/>
-        </w:tblBorders>
-      </w:tblPr>
-      <w:tblGrid>
-        <w:gridCol w:w="10466"/>
-      </w:tblGrid>
-      <w:tr>
-        <w:tc>
-          <w:tcPr>
-            <w:shd w:val="clear" w:color="auto" w:fill="2B547E"/>
-            <w:vAlign w:val="center"/>
-            <w:tcW w:type="dxa" w:w="10466"/>
-          </w:tcPr>
-          <w:p>
-            <w:pPr>
-              <w:spacing w:before="20" w:after="20"/>
-              <w:jc w:val="center"/>
-            </w:pPr>
-            <w:r/>
-            <w:r>
-              <w:rPr>
-                <w:rFonts w:ascii="Calibri" w:hAnsi="Calibri"/>
-                <w:b/>
-                <w:i w:val="0"/>
-                <w:color w:val="FFFFFF"/>
-                <w:sz w:val="22"/>
-              </w:rPr>
-              <w:t>Дел Б — При прием</w:t>
-            </w:r>
-            <w:r>
-              <w:rPr>
-                <w:rFonts w:ascii="Calibri" w:hAnsi="Calibri"/>
-                <w:b w:val="0"/>
-                <w:i w:val="0"/>
-                <w:color w:val="FFFFFF"/>
-                <w:sz w:val="18"/>
-              </w:rPr>
-              <w:t xml:space="preserve"> | </w:t>
-            </w:r>
-            <w:r>
-              <w:rPr>
-                <w:rFonts w:ascii="Calibri" w:hAnsi="Calibri"/>
-                <w:b w:val="0"/>
-                <w:i w:val="0"/>
-                <w:color w:val="FFFFFF"/>
-                <w:sz w:val="18"/>
-              </w:rPr>
-              <w:t>Part B — On receipt</w:t>
-            </w:r>
           </w:p>
         </w:tc>
       </w:tr>
     </w:tbl>
     <w:p>
       <w:pPr>
+        <w:keepNext/>
+        <w:spacing w:before="0" w:after="0" w:lineRule="exact" w:line="240"/>
+      </w:pPr>
+    </w:p>
+    <w:p>
+      <w:pPr>
+        <w:spacing w:before="0" w:after="0"/>
+        <w:jc w:val="center"/>
+        <w:keepNext/>
+        <w:pBdr>
+          <w:top w:val="single" w:sz="4" w:space="2" w:color="2B547E"/>
+          <w:left w:val="single" w:sz="4" w:space="4" w:color="2B547E"/>
+          <w:bottom w:val="single" w:sz="4" w:space="2" w:color="2B547E"/>
+          <w:right w:val="single" w:sz="4" w:space="4" w:color="2B547E"/>
+        </w:pBdr>
+        <w:shd w:val="clear" w:color="auto" w:fill="2B547E"/>
+      </w:pPr>
+      <w:r>
+        <w:rPr>
+          <w:rFonts w:ascii="Calibri" w:hAnsi="Calibri"/>
+          <w:b/>
+          <w:i w:val="0"/>
+          <w:color w:val="FFFFFF"/>
+          <w:sz w:val="22"/>
+        </w:rPr>
+        <w:t>Дел Б — При прием</w:t>
+      </w:r>
+      <w:r>
+        <w:rPr>
+          <w:rFonts w:ascii="Calibri" w:hAnsi="Calibri"/>
+          <w:b w:val="0"/>
+          <w:i w:val="0"/>
+          <w:color w:val="FFFFFF"/>
+          <w:sz w:val="18"/>
+        </w:rPr>
+        <w:t xml:space="preserve"> | </w:t>
+      </w:r>
+      <w:r>
+        <w:rPr>
+          <w:rFonts w:ascii="Calibri" w:hAnsi="Calibri"/>
+          <w:b w:val="0"/>
+          <w:i w:val="0"/>
+          <w:color w:val="FFFFFF"/>
+          <w:sz w:val="18"/>
+        </w:rPr>
+        <w:t>Part B — On receipt</w:t>
+      </w:r>
+    </w:p>
+    <w:p>
+      <w:pPr>
+        <w:keepNext/>
         <w:spacing w:before="0" w:after="0" w:line="250" w:lineRule="auto"/>
         <w:jc w:val="both"/>
       </w:pPr>
@@ -3331,6 +3391,12 @@
         <w:t>The consignee completes this before signing the chain of custody. If the seal is damaged or the number does not match — do not accept, photograph and notify Purely Plant QA.</w:t>
       </w:r>
     </w:p>
+    <w:p>
+      <w:pPr>
+        <w:keepNext/>
+        <w:spacing w:before="0" w:after="0" w:lineRule="exact" w:line="120"/>
+      </w:pPr>
+    </w:p>
     <w:tbl>
       <w:tblPr>
         <w:tblLook w:firstColumn="1" w:firstRow="1" w:lastColumn="0" w:lastRow="0" w:noHBand="0" w:noVBand="1" w:val="04A0"/>
@@ -3357,6 +3423,7 @@
       <w:tr>
         <w:trPr>
           <w:tblHeader w:val="true"/>
+          <w:cantSplit/>
         </w:trPr>
         <w:tc>
           <w:tcPr>
@@ -3366,6 +3433,7 @@
           </w:tcPr>
           <w:p>
             <w:pPr>
+              <w:keepNext/>
               <w:spacing w:before="20" w:after="20"/>
               <w:jc w:val="center"/>
             </w:pPr>
@@ -3390,6 +3458,7 @@
           </w:tcPr>
           <w:p>
             <w:pPr>
+              <w:keepNext/>
               <w:spacing w:before="20" w:after="20"/>
               <w:jc w:val="center"/>
             </w:pPr>
@@ -3434,6 +3503,7 @@
           </w:tcPr>
           <w:p>
             <w:pPr>
+              <w:keepNext/>
               <w:spacing w:before="20" w:after="20"/>
               <w:jc w:val="center"/>
             </w:pPr>
@@ -3478,6 +3548,7 @@
           </w:tcPr>
           <w:p>
             <w:pPr>
+              <w:keepNext/>
               <w:spacing w:before="20" w:after="20"/>
               <w:jc w:val="center"/>
             </w:pPr>
@@ -3522,6 +3593,7 @@
           </w:tcPr>
           <w:p>
             <w:pPr>
+              <w:keepNext/>
               <w:spacing w:before="20" w:after="20"/>
               <w:jc w:val="center"/>
             </w:pPr>
@@ -3560,6 +3632,9 @@
         </w:tc>
       </w:tr>
       <w:tr>
+        <w:trPr>
+          <w:cantSplit/>
+        </w:trPr>
         <w:tc>
           <w:tcPr>
             <w:shd w:val="clear" w:color="auto" w:fill="F2F2F2"/>
@@ -3568,6 +3643,7 @@
           </w:tcPr>
           <w:p>
             <w:pPr>
+              <w:keepNext/>
               <w:spacing w:before="20" w:after="20"/>
               <w:jc w:val="center"/>
             </w:pPr>
@@ -3591,6 +3667,7 @@
           </w:tcPr>
           <w:p>
             <w:pPr>
+              <w:keepNext/>
               <w:spacing w:before="20" w:after="20"/>
               <w:jc w:val="center"/>
             </w:pPr>
@@ -3634,6 +3711,7 @@
           </w:tcPr>
           <w:p>
             <w:pPr>
+              <w:keepNext/>
               <w:spacing w:before="20" w:after="20"/>
               <w:jc w:val="center"/>
             </w:pPr>
@@ -3647,6 +3725,7 @@
           </w:tcPr>
           <w:p>
             <w:pPr>
+              <w:keepNext/>
               <w:spacing w:before="20" w:after="20"/>
               <w:jc w:val="center"/>
             </w:pPr>
@@ -3660,6 +3739,7 @@
           </w:tcPr>
           <w:p>
             <w:pPr>
+              <w:keepNext/>
               <w:spacing w:before="20" w:after="20"/>
               <w:jc w:val="center"/>
             </w:pPr>
@@ -3668,6 +3748,9 @@
         </w:tc>
       </w:tr>
       <w:tr>
+        <w:trPr>
+          <w:cantSplit/>
+        </w:trPr>
         <w:tc>
           <w:tcPr>
             <w:shd w:val="clear" w:color="auto" w:fill="F2F2F2"/>
@@ -3676,6 +3759,7 @@
           </w:tcPr>
           <w:p>
             <w:pPr>
+              <w:keepNext/>
               <w:spacing w:before="20" w:after="20"/>
               <w:jc w:val="center"/>
             </w:pPr>
@@ -3700,6 +3784,7 @@
           </w:tcPr>
           <w:p>
             <w:pPr>
+              <w:keepNext/>
               <w:spacing w:before="20" w:after="20"/>
               <w:jc w:val="center"/>
             </w:pPr>
@@ -3744,6 +3829,7 @@
           </w:tcPr>
           <w:p>
             <w:pPr>
+              <w:keepNext/>
               <w:spacing w:before="20" w:after="20"/>
               <w:jc w:val="center"/>
             </w:pPr>
@@ -3758,6 +3844,7 @@
           </w:tcPr>
           <w:p>
             <w:pPr>
+              <w:keepNext/>
               <w:spacing w:before="20" w:after="20"/>
               <w:jc w:val="center"/>
             </w:pPr>
@@ -3772,6 +3859,7 @@
           </w:tcPr>
           <w:p>
             <w:pPr>
+              <w:keepNext/>
               <w:spacing w:before="20" w:after="20"/>
               <w:jc w:val="center"/>
             </w:pPr>
@@ -3780,6 +3868,9 @@
         </w:tc>
       </w:tr>
       <w:tr>
+        <w:trPr>
+          <w:cantSplit/>
+        </w:trPr>
         <w:tc>
           <w:tcPr>
             <w:shd w:val="clear" w:color="auto" w:fill="F2F2F2"/>
@@ -3888,6 +3979,9 @@
         </w:tc>
       </w:tr>
       <w:tr>
+        <w:trPr>
+          <w:cantSplit/>
+        </w:trPr>
         <w:tc>
           <w:tcPr>
             <w:shd w:val="clear" w:color="auto" w:fill="F2F2F2"/>
@@ -4000,6 +4094,9 @@
         </w:tc>
       </w:tr>
       <w:tr>
+        <w:trPr>
+          <w:cantSplit/>
+        </w:trPr>
         <w:tc>
           <w:tcPr>
             <w:shd w:val="clear" w:color="auto" w:fill="F2F2F2"/>
@@ -4108,6 +4205,9 @@
         </w:tc>
       </w:tr>
       <w:tr>
+        <w:trPr>
+          <w:cantSplit/>
+        </w:trPr>
         <w:tc>
           <w:tcPr>
             <w:shd w:val="clear" w:color="auto" w:fill="F2F2F2"/>
@@ -4220,6 +4320,9 @@
         </w:tc>
       </w:tr>
       <w:tr>
+        <w:trPr>
+          <w:cantSplit/>
+        </w:trPr>
         <w:tc>
           <w:tcPr>
             <w:shd w:val="clear" w:color="auto" w:fill="F2F2F2"/>
@@ -4328,6 +4431,9 @@
         </w:tc>
       </w:tr>
       <w:tr>
+        <w:trPr>
+          <w:cantSplit/>
+        </w:trPr>
         <w:tc>
           <w:tcPr>
             <w:shd w:val="clear" w:color="auto" w:fill="F2F2F2"/>
@@ -4440,6 +4546,9 @@
         </w:tc>
       </w:tr>
       <w:tr>
+        <w:trPr>
+          <w:cantSplit/>
+        </w:trPr>
         <w:tc>
           <w:tcPr>
             <w:shd w:val="clear" w:color="auto" w:fill="F2F2F2"/>
@@ -4548,6 +4657,9 @@
         </w:tc>
       </w:tr>
       <w:tr>
+        <w:trPr>
+          <w:cantSplit/>
+        </w:trPr>
         <w:tc>
           <w:tcPr>
             <w:shd w:val="clear" w:color="auto" w:fill="F2F2F2"/>
@@ -4660,6 +4772,9 @@
         </w:tc>
       </w:tr>
       <w:tr>
+        <w:trPr>
+          <w:cantSplit/>
+        </w:trPr>
         <w:tc>
           <w:tcPr>
             <w:shd w:val="clear" w:color="auto" w:fill="F2F2F2"/>
@@ -4768,6 +4883,12 @@
         </w:tc>
       </w:tr>
     </w:tbl>
+    <w:p>
+      <w:pPr>
+        <w:keepNext/>
+        <w:spacing w:before="0" w:after="0" w:lineRule="exact" w:line="120"/>
+      </w:pPr>
+    </w:p>
     <w:tbl>
       <w:tblPr>
         <w:jc w:val="center"/>
@@ -5058,6 +5179,12 @@
         </w:tc>
       </w:tr>
     </w:tbl>
+    <w:p>
+      <w:pPr>
+        <w:keepNext/>
+        <w:spacing w:before="0" w:after="0" w:lineRule="exact" w:line="120"/>
+      </w:pPr>
+    </w:p>
     <w:tbl>
       <w:tblPr>
         <w:tblLook w:firstColumn="1" w:firstRow="1" w:lastColumn="0" w:lastRow="0" w:noHBand="0" w:noVBand="1" w:val="04A0"/>
@@ -5084,6 +5211,7 @@
       <w:tr>
         <w:trPr>
           <w:tblHeader w:val="true"/>
+          <w:cantSplit/>
         </w:trPr>
         <w:tc>
           <w:tcPr>
@@ -5093,6 +5221,7 @@
           </w:tcPr>
           <w:p>
             <w:pPr>
+              <w:keepNext/>
               <w:spacing w:before="20" w:after="20"/>
               <w:jc w:val="center"/>
             </w:pPr>
@@ -5137,6 +5266,7 @@
           </w:tcPr>
           <w:p>
             <w:pPr>
+              <w:keepNext/>
               <w:spacing w:before="20" w:after="20"/>
               <w:jc w:val="center"/>
             </w:pPr>
@@ -5181,6 +5311,7 @@
           </w:tcPr>
           <w:p>
             <w:pPr>
+              <w:keepNext/>
               <w:spacing w:before="20" w:after="20"/>
               <w:jc w:val="center"/>
             </w:pPr>
@@ -5225,6 +5356,7 @@
           </w:tcPr>
           <w:p>
             <w:pPr>
+              <w:keepNext/>
               <w:spacing w:before="20" w:after="20"/>
               <w:jc w:val="center"/>
             </w:pPr>
@@ -5269,6 +5401,7 @@
           </w:tcPr>
           <w:p>
             <w:pPr>
+              <w:keepNext/>
               <w:spacing w:before="20" w:after="20"/>
               <w:jc w:val="center"/>
             </w:pPr>
@@ -5307,6 +5440,9 @@
         </w:tc>
       </w:tr>
       <w:tr>
+        <w:trPr>
+          <w:cantSplit/>
+        </w:trPr>
         <w:tc>
           <w:tcPr>
             <w:shd w:val="clear" w:color="auto" w:fill="F2F2F2"/>

--- a/deliverables/inland_transport_2026-10/docx/WHSOP_003_A05.docx
+++ b/deliverables/inland_transport_2026-10/docx/WHSOP_003_A05.docx
@@ -828,7 +828,7 @@
                 <w:color w:val="000000"/>
                 <w:sz w:val="18"/>
               </w:rPr>
-              <w:t>Известувањето до МВР поднесено ≥ 24 h пред поаѓање</w:t>
+              <w:t>Барањето до МВР поднесено ≥ 24 h пред поаѓање</w:t>
             </w:r>
             <w:r>
               <w:rPr>
@@ -848,7 +848,7 @@
                 <w:color w:val="000000"/>
                 <w:sz w:val="14"/>
               </w:rPr>
-              <w:t>MoIA notification submitted ≥ 24 h before departure</w:t>
+              <w:t>MoIA request submitted ≥ 24 h before departure</w:t>
             </w:r>
           </w:p>
         </w:tc>
@@ -969,7 +969,7 @@
                 <w:color w:val="000000"/>
                 <w:sz w:val="18"/>
               </w:rPr>
-              <w:t>Писмена потврда од МВР примена</w:t>
+              <w:t>Писмена потврда од МВР примена, придружувањето потврдено</w:t>
             </w:r>
             <w:r>
               <w:rPr>
@@ -989,7 +989,7 @@
                 <w:color w:val="000000"/>
                 <w:sz w:val="14"/>
               </w:rPr>
-              <w:t>Written MoIA confirmation received</w:t>
+              <w:t>Written MoIA confirmation received, escort confirmed</w:t>
             </w:r>
           </w:p>
         </w:tc>
@@ -1111,7 +1111,7 @@
                 <w:color w:val="000000"/>
                 <w:sz w:val="18"/>
               </w:rPr>
-              <w:t>Известување до обезбедувањето и писмена потврда</w:t>
+              <w:t>TRA одобрен од QA</w:t>
             </w:r>
             <w:r>
               <w:rPr>
@@ -1131,7 +1131,7 @@
                 <w:color w:val="000000"/>
                 <w:sz w:val="14"/>
               </w:rPr>
-              <w:t>Security company notification and written confirmation</w:t>
+              <w:t>TRA approved by QA</w:t>
             </w:r>
           </w:p>
         </w:tc>
@@ -1193,7 +1193,7 @@
                 <w:color w:val="000000"/>
                 <w:sz w:val="18"/>
               </w:rPr>
-              <w:t>A03</w:t>
+              <w:t>A01</w:t>
             </w:r>
           </w:p>
         </w:tc>
@@ -1246,7 +1246,7 @@
                 <w:color w:val="000000"/>
                 <w:sz w:val="18"/>
               </w:rPr>
-              <w:t>TRA одобрен од QA</w:t>
+              <w:t>Рутата е QUALIFIED за ова возило и конфигурација на палети</w:t>
             </w:r>
             <w:r>
               <w:rPr>
@@ -1266,7 +1266,7 @@
                 <w:color w:val="000000"/>
                 <w:sz w:val="14"/>
               </w:rPr>
-              <w:t>TRA approved by QA</w:t>
+              <w:t>Lane QUALIFIED for this vehicle and pallet configuration</w:t>
             </w:r>
           </w:p>
         </w:tc>
@@ -1332,7 +1332,7 @@
                 <w:color w:val="000000"/>
                 <w:sz w:val="18"/>
               </w:rPr>
-              <w:t>A01</w:t>
+              <w:t>QASOP_0XX_A06</w:t>
             </w:r>
           </w:p>
         </w:tc>
@@ -1384,7 +1384,7 @@
                 <w:color w:val="000000"/>
                 <w:sz w:val="18"/>
               </w:rPr>
-              <w:t>Рутата е QUALIFIED и квалификацијата важи</w:t>
+              <w:t>Примачот потврди прием</w:t>
             </w:r>
             <w:r>
               <w:rPr>
@@ -1404,7 +1404,7 @@
                 <w:color w:val="000000"/>
                 <w:sz w:val="14"/>
               </w:rPr>
-              <w:t>Lane QUALIFIED and qualification valid</w:t>
+              <w:t>Consignee confirmed receipt</w:t>
             </w:r>
           </w:p>
         </w:tc>
@@ -1458,16 +1458,6 @@
               <w:jc w:val="center"/>
             </w:pPr>
             <w:r/>
-            <w:r>
-              <w:rPr>
-                <w:rFonts w:ascii="Calibri" w:hAnsi="Calibri"/>
-                <w:b w:val="0"/>
-                <w:i w:val="0"/>
-                <w:color w:val="000000"/>
-                <w:sz w:val="18"/>
-              </w:rPr>
-              <w:t>QASOP_0XX_A06</w:t>
-            </w:r>
           </w:p>
         </w:tc>
       </w:tr>
@@ -1519,7 +1509,7 @@
                 <w:color w:val="000000"/>
                 <w:sz w:val="18"/>
               </w:rPr>
-              <w:t>Примачот потврди прием</w:t>
+              <w:t>Материјалот е во статус ОДОБРЕНО</w:t>
             </w:r>
             <w:r>
               <w:rPr>
@@ -1539,7 +1529,7 @@
                 <w:color w:val="000000"/>
                 <w:sz w:val="14"/>
               </w:rPr>
-              <w:t>Consignee confirmed receipt</w:t>
+              <w:t>Material APPROVED</w:t>
             </w:r>
           </w:p>
         </w:tc>
@@ -1597,6 +1587,16 @@
               <w:jc w:val="center"/>
             </w:pPr>
             <w:r/>
+            <w:r>
+              <w:rPr>
+                <w:rFonts w:ascii="Calibri" w:hAnsi="Calibri"/>
+                <w:b w:val="0"/>
+                <w:i w:val="0"/>
+                <w:color w:val="000000"/>
+                <w:sz w:val="18"/>
+              </w:rPr>
+              <w:t>WHSOP 001</w:t>
+            </w:r>
           </w:p>
         </w:tc>
       </w:tr>
@@ -1647,7 +1647,7 @@
                 <w:color w:val="000000"/>
                 <w:sz w:val="18"/>
               </w:rPr>
-              <w:t>Материјалот е во статус ОДОБРЕНО</w:t>
+              <w:t>Листите на пакување за картоните потпишани од две лица</w:t>
             </w:r>
             <w:r>
               <w:rPr>
@@ -1667,7 +1667,7 @@
                 <w:color w:val="000000"/>
                 <w:sz w:val="14"/>
               </w:rPr>
-              <w:t>Material APPROVED</w:t>
+              <w:t>Carton packing lists signed by two persons</w:t>
             </w:r>
           </w:p>
         </w:tc>
@@ -1729,7 +1729,7 @@
                 <w:color w:val="000000"/>
                 <w:sz w:val="18"/>
               </w:rPr>
-              <w:t>WHSOP 001</w:t>
+              <w:t>A03 §4</w:t>
             </w:r>
           </w:p>
         </w:tc>
@@ -1782,7 +1782,7 @@
                 <w:color w:val="000000"/>
                 <w:sz w:val="18"/>
               </w:rPr>
-              <w:t>Двојна проверка на идентитет и маса завршена</w:t>
+              <w:t>Картоните затворени со безбедносна лента, бројот запишан</w:t>
             </w:r>
             <w:r>
               <w:rPr>
@@ -1802,7 +1802,7 @@
                 <w:color w:val="000000"/>
                 <w:sz w:val="14"/>
               </w:rPr>
-              <w:t>Two-person identity and mass check done</w:t>
+              <w:t>Cartons closed with security tape, number recorded</w:t>
             </w:r>
           </w:p>
         </w:tc>
@@ -1868,7 +1868,7 @@
                 <w:color w:val="000000"/>
                 <w:sz w:val="18"/>
               </w:rPr>
-              <w:t>A04 §2</w:t>
+              <w:t>A03 §5</w:t>
             </w:r>
           </w:p>
         </w:tc>
@@ -1920,7 +1920,7 @@
                 <w:color w:val="000000"/>
                 <w:sz w:val="18"/>
               </w:rPr>
-              <w:t>Пакувањето и ознаките се според §6.4</w:t>
+              <w:t>Палетите формирани (G 8 / M 4 картони), без препуштање</w:t>
             </w:r>
             <w:r>
               <w:rPr>
@@ -1940,7 +1940,7 @@
                 <w:color w:val="000000"/>
                 <w:sz w:val="14"/>
               </w:rPr>
-              <w:t>Packaging and labels per §6.4</w:t>
+              <w:t>Pallets built (L 8 / S 4 cartons), no overhang</w:t>
             </w:r>
           </w:p>
         </w:tc>
@@ -1994,6 +1994,16 @@
               <w:jc w:val="center"/>
             </w:pPr>
             <w:r/>
+            <w:r>
+              <w:rPr>
+                <w:rFonts w:ascii="Calibri" w:hAnsi="Calibri"/>
+                <w:b w:val="0"/>
+                <w:i w:val="0"/>
+                <w:color w:val="000000"/>
+                <w:sz w:val="18"/>
+              </w:rPr>
+              <w:t>§6.4.2</w:t>
+            </w:r>
           </w:p>
         </w:tc>
       </w:tr>
@@ -2045,7 +2055,7 @@
                 <w:color w:val="000000"/>
                 <w:sz w:val="18"/>
               </w:rPr>
-              <w:t>Пломбите се поставени и броевите евидентирани</w:t>
+              <w:t>Стреч-фолија, термо-ќебе и лента на завиткувањето потпишана</w:t>
             </w:r>
             <w:r>
               <w:rPr>
@@ -2065,7 +2075,7 @@
                 <w:color w:val="000000"/>
                 <w:sz w:val="14"/>
               </w:rPr>
-              <w:t>Seals applied and numbers recorded</w:t>
+              <w:t>Stretch film, thermal blanket and signed wrap tape</w:t>
             </w:r>
           </w:p>
         </w:tc>
@@ -2131,7 +2141,7 @@
                 <w:color w:val="000000"/>
                 <w:sz w:val="18"/>
               </w:rPr>
-              <w:t>A04 §3</w:t>
+              <w:t>§6.4.2</w:t>
             </w:r>
           </w:p>
         </w:tc>
@@ -2183,7 +2193,7 @@
                 <w:color w:val="000000"/>
                 <w:sz w:val="18"/>
               </w:rPr>
-              <w:t>Логерот е калибриран, активиран и поставен во центарот</w:t>
+              <w:t>Етикетите на палетите на две страни, проверени со листите</w:t>
             </w:r>
             <w:r>
               <w:rPr>
@@ -2203,7 +2213,7 @@
                 <w:color w:val="000000"/>
                 <w:sz w:val="14"/>
               </w:rPr>
-              <w:t>Logger calibrated, started and placed at centre</w:t>
+              <w:t>Pallet labels on two sides, checked against the lists</w:t>
             </w:r>
           </w:p>
         </w:tc>
@@ -2265,7 +2275,7 @@
                 <w:color w:val="000000"/>
                 <w:sz w:val="18"/>
               </w:rPr>
-              <w:t>A04 §3</w:t>
+              <w:t>A03</w:t>
             </w:r>
           </w:p>
         </w:tc>
@@ -2318,7 +2328,7 @@
                 <w:color w:val="000000"/>
                 <w:sz w:val="18"/>
               </w:rPr>
-              <w:t>Возилото одговара на A03 и е чисто и заклучливо</w:t>
+              <w:t>Логер за еднократна употреба активиран и поставен во секоја палета</w:t>
             </w:r>
             <w:r>
               <w:rPr>
@@ -2338,7 +2348,7 @@
                 <w:color w:val="000000"/>
                 <w:sz w:val="14"/>
               </w:rPr>
-              <w:t>Vehicle matches A03, clean and lockable</w:t>
+              <w:t>Single-use logger started and placed in every pallet</w:t>
             </w:r>
           </w:p>
         </w:tc>
@@ -2396,6 +2406,16 @@
               <w:jc w:val="center"/>
             </w:pPr>
             <w:r/>
+            <w:r>
+              <w:rPr>
+                <w:rFonts w:ascii="Calibri" w:hAnsi="Calibri"/>
+                <w:b w:val="0"/>
+                <w:i w:val="0"/>
+                <w:color w:val="000000"/>
+                <w:sz w:val="18"/>
+              </w:rPr>
+              <w:t>A03 §5</w:t>
+            </w:r>
           </w:p>
         </w:tc>
       </w:tr>
@@ -2446,7 +2466,7 @@
                 <w:color w:val="000000"/>
                 <w:sz w:val="18"/>
               </w:rPr>
-              <w:t>Климатизацијата е поставена и предкондиционирана ≥ 30 мин</w:t>
+              <w:t>USB логер калибриран, активиран, на позицијата од OQ</w:t>
             </w:r>
             <w:r>
               <w:rPr>
@@ -2466,7 +2486,7 @@
                 <w:color w:val="000000"/>
                 <w:sz w:val="14"/>
               </w:rPr>
-              <w:t>Climate control set and pre-conditioned ≥ 30 min</w:t>
+              <w:t>USB logger calibrated, started, at the OQ position</w:t>
             </w:r>
           </w:p>
         </w:tc>
@@ -2520,6 +2540,16 @@
               <w:jc w:val="center"/>
             </w:pPr>
             <w:r/>
+            <w:r>
+              <w:rPr>
+                <w:rFonts w:ascii="Calibri" w:hAnsi="Calibri"/>
+                <w:b w:val="0"/>
+                <w:i w:val="0"/>
+                <w:color w:val="000000"/>
+                <w:sz w:val="18"/>
+              </w:rPr>
+              <w:t>A04 §3</w:t>
+            </w:r>
           </w:p>
         </w:tc>
       </w:tr>
@@ -2571,7 +2601,7 @@
                 <w:color w:val="000000"/>
                 <w:sz w:val="18"/>
               </w:rPr>
-              <w:t>GPS тестиран со диспечерот</w:t>
+              <w:t>Возилото одговара на A02, чисто, суво и заклучливо</w:t>
             </w:r>
             <w:r>
               <w:rPr>
@@ -2591,7 +2621,7 @@
                 <w:color w:val="000000"/>
                 <w:sz w:val="14"/>
               </w:rPr>
-              <w:t>GPS tested with dispatcher</w:t>
+              <w:t>Vehicle matches A02, clean, dry and lockable</w:t>
             </w:r>
           </w:p>
         </w:tc>
@@ -2699,7 +2729,7 @@
                 <w:color w:val="000000"/>
                 <w:sz w:val="18"/>
               </w:rPr>
-              <w:t>Идентитет и овластување на возачите проверени</w:t>
+              <w:t>Контрола на температура поставена и предкондиционирана ≥ 30 мин (ако постои)</w:t>
             </w:r>
             <w:r>
               <w:rPr>
@@ -2719,7 +2749,7 @@
                 <w:color w:val="000000"/>
                 <w:sz w:val="14"/>
               </w:rPr>
-              <w:t>Drivers' identity and authorisation verified</w:t>
+              <w:t>Temperature control set and pre-conditioned ≥ 30 min (if fitted)</w:t>
             </w:r>
           </w:p>
         </w:tc>
@@ -2773,6 +2803,16 @@
               <w:jc w:val="center"/>
             </w:pPr>
             <w:r/>
+            <w:r>
+              <w:rPr>
+                <w:rFonts w:ascii="Calibri" w:hAnsi="Calibri"/>
+                <w:b w:val="0"/>
+                <w:i w:val="0"/>
+                <w:color w:val="000000"/>
+                <w:sz w:val="18"/>
+              </w:rPr>
+              <w:t>§6.5.2</w:t>
+            </w:r>
           </w:p>
         </w:tc>
       </w:tr>
@@ -2824,7 +2864,7 @@
                 <w:color w:val="000000"/>
                 <w:sz w:val="18"/>
               </w:rPr>
-              <w:t>Посадата брифирана (рута, застанувања, инциденти)</w:t>
+              <w:t>Палетите натоварени по распоредот од TRA и обезбедени</w:t>
             </w:r>
             <w:r>
               <w:rPr>
@@ -2844,7 +2884,270 @@
                 <w:color w:val="000000"/>
                 <w:sz w:val="14"/>
               </w:rPr>
-              <w:t>Crew briefed (route, stops, incidents)</w:t>
+              <w:t>Pallets loaded per the TRA arrangement and secured</w:t>
+            </w:r>
+          </w:p>
+        </w:tc>
+        <w:tc>
+          <w:tcPr>
+            <w:shd w:val="clear" w:color="auto" w:fill="F7FAFC"/>
+            <w:vAlign w:val="center"/>
+            <w:tcW w:type="dxa" w:w="1170"/>
+          </w:tcPr>
+          <w:p>
+            <w:pPr>
+              <w:spacing w:before="20" w:after="20"/>
+              <w:jc w:val="center"/>
+            </w:pPr>
+            <w:r/>
+          </w:p>
+        </w:tc>
+        <w:tc>
+          <w:tcPr>
+            <w:shd w:val="clear" w:color="auto" w:fill="F7FAFC"/>
+            <w:vAlign w:val="center"/>
+            <w:tcW w:type="dxa" w:w="1074"/>
+          </w:tcPr>
+          <w:p>
+            <w:pPr>
+              <w:spacing w:before="20" w:after="20"/>
+              <w:jc w:val="center"/>
+            </w:pPr>
+            <w:r/>
+          </w:p>
+        </w:tc>
+        <w:tc>
+          <w:tcPr>
+            <w:shd w:val="clear" w:color="auto" w:fill="F7FAFC"/>
+            <w:vAlign w:val="center"/>
+            <w:tcW w:type="dxa" w:w="644"/>
+          </w:tcPr>
+          <w:p>
+            <w:pPr>
+              <w:spacing w:before="20" w:after="20"/>
+              <w:jc w:val="center"/>
+            </w:pPr>
+            <w:r/>
+          </w:p>
+        </w:tc>
+        <w:tc>
+          <w:tcPr>
+            <w:shd w:val="clear" w:color="auto" w:fill="F7FAFC"/>
+            <w:vAlign w:val="center"/>
+            <w:tcW w:type="dxa" w:w="2581"/>
+          </w:tcPr>
+          <w:p>
+            <w:pPr>
+              <w:spacing w:before="20" w:after="20"/>
+              <w:jc w:val="center"/>
+            </w:pPr>
+            <w:r/>
+            <w:r>
+              <w:rPr>
+                <w:rFonts w:ascii="Calibri" w:hAnsi="Calibri"/>
+                <w:b w:val="0"/>
+                <w:i w:val="0"/>
+                <w:color w:val="000000"/>
+                <w:sz w:val="18"/>
+              </w:rPr>
+              <w:t>A01 §2</w:t>
+            </w:r>
+          </w:p>
+        </w:tc>
+      </w:tr>
+      <w:tr>
+        <w:trPr>
+          <w:cantSplit/>
+        </w:trPr>
+        <w:tc>
+          <w:tcPr>
+            <w:shd w:val="clear" w:color="auto" w:fill="F2F2F2"/>
+            <w:vAlign w:val="center"/>
+            <w:tcW w:type="dxa" w:w="644"/>
+          </w:tcPr>
+          <w:p>
+            <w:pPr>
+              <w:spacing w:before="20" w:after="20"/>
+              <w:jc w:val="center"/>
+            </w:pPr>
+            <w:r/>
+            <w:r>
+              <w:rPr>
+                <w:rFonts w:ascii="Calibri" w:hAnsi="Calibri"/>
+                <w:b w:val="0"/>
+                <w:i w:val="0"/>
+                <w:color w:val="000000"/>
+                <w:sz w:val="18"/>
+              </w:rPr>
+              <w:t>A17</w:t>
+            </w:r>
+          </w:p>
+        </w:tc>
+        <w:tc>
+          <w:tcPr>
+            <w:vAlign w:val="center"/>
+            <w:tcW w:type="dxa" w:w="4351"/>
+          </w:tcPr>
+          <w:p>
+            <w:pPr>
+              <w:spacing w:before="20" w:after="20"/>
+              <w:jc w:val="center"/>
+            </w:pPr>
+            <w:r/>
+            <w:r>
+              <w:rPr>
+                <w:rFonts w:ascii="Calibri" w:hAnsi="Calibri"/>
+                <w:b w:val="0"/>
+                <w:i w:val="0"/>
+                <w:color w:val="000000"/>
+                <w:sz w:val="18"/>
+              </w:rPr>
+              <w:t>Идентитет и овластување на возачот и придружникот проверени</w:t>
+            </w:r>
+            <w:r>
+              <w:rPr>
+                <w:rFonts w:ascii="Calibri" w:hAnsi="Calibri"/>
+                <w:b w:val="0"/>
+                <w:i w:val="0"/>
+                <w:color w:val="000000"/>
+                <w:sz w:val="14"/>
+              </w:rPr>
+              <w:t xml:space="preserve"> | </w:t>
+            </w:r>
+            <w:r>
+              <w:rPr>
+                <w:rFonts w:ascii="Calibri" w:hAnsi="Calibri"/>
+                <w:b w:val="0"/>
+                <w:i/>
+                <w:color w:val="000000"/>
+                <w:sz w:val="14"/>
+              </w:rPr>
+              <w:t>Identity and authorisation of driver and escort person verified</w:t>
+            </w:r>
+          </w:p>
+        </w:tc>
+        <w:tc>
+          <w:tcPr>
+            <w:vAlign w:val="center"/>
+            <w:tcW w:type="dxa" w:w="1170"/>
+          </w:tcPr>
+          <w:p>
+            <w:pPr>
+              <w:spacing w:before="20" w:after="20"/>
+              <w:jc w:val="center"/>
+            </w:pPr>
+            <w:r/>
+          </w:p>
+        </w:tc>
+        <w:tc>
+          <w:tcPr>
+            <w:vAlign w:val="center"/>
+            <w:tcW w:type="dxa" w:w="1074"/>
+          </w:tcPr>
+          <w:p>
+            <w:pPr>
+              <w:spacing w:before="20" w:after="20"/>
+              <w:jc w:val="center"/>
+            </w:pPr>
+            <w:r/>
+          </w:p>
+        </w:tc>
+        <w:tc>
+          <w:tcPr>
+            <w:vAlign w:val="center"/>
+            <w:tcW w:type="dxa" w:w="644"/>
+          </w:tcPr>
+          <w:p>
+            <w:pPr>
+              <w:spacing w:before="20" w:after="20"/>
+              <w:jc w:val="center"/>
+            </w:pPr>
+            <w:r/>
+          </w:p>
+        </w:tc>
+        <w:tc>
+          <w:tcPr>
+            <w:vAlign w:val="center"/>
+            <w:tcW w:type="dxa" w:w="2581"/>
+          </w:tcPr>
+          <w:p>
+            <w:pPr>
+              <w:spacing w:before="20" w:after="20"/>
+              <w:jc w:val="center"/>
+            </w:pPr>
+            <w:r/>
+          </w:p>
+        </w:tc>
+      </w:tr>
+      <w:tr>
+        <w:trPr>
+          <w:cantSplit/>
+        </w:trPr>
+        <w:tc>
+          <w:tcPr>
+            <w:shd w:val="clear" w:color="auto" w:fill="F2F2F2"/>
+            <w:vAlign w:val="center"/>
+            <w:tcW w:type="dxa" w:w="644"/>
+          </w:tcPr>
+          <w:p>
+            <w:pPr>
+              <w:spacing w:before="20" w:after="20"/>
+              <w:jc w:val="center"/>
+            </w:pPr>
+            <w:r/>
+            <w:r>
+              <w:rPr>
+                <w:rFonts w:ascii="Calibri" w:hAnsi="Calibri"/>
+                <w:b w:val="0"/>
+                <w:i w:val="0"/>
+                <w:color w:val="000000"/>
+                <w:sz w:val="18"/>
+              </w:rPr>
+              <w:t>A18</w:t>
+            </w:r>
+          </w:p>
+        </w:tc>
+        <w:tc>
+          <w:tcPr>
+            <w:shd w:val="clear" w:color="auto" w:fill="F7FAFC"/>
+            <w:vAlign w:val="center"/>
+            <w:tcW w:type="dxa" w:w="4351"/>
+          </w:tcPr>
+          <w:p>
+            <w:pPr>
+              <w:spacing w:before="20" w:after="20"/>
+              <w:jc w:val="center"/>
+            </w:pPr>
+            <w:r/>
+            <w:r>
+              <w:rPr>
+                <w:rFonts w:ascii="Calibri" w:hAnsi="Calibri"/>
+                <w:b w:val="0"/>
+                <w:i w:val="0"/>
+                <w:color w:val="000000"/>
+                <w:sz w:val="18"/>
+              </w:rPr>
+              <w:t>Лицата брифирани (рута, застанувања, инциденти, логери)</w:t>
+            </w:r>
+            <w:r>
+              <w:rPr>
+                <w:rFonts w:ascii="Calibri" w:hAnsi="Calibri"/>
+                <w:b w:val="0"/>
+                <w:i w:val="0"/>
+                <w:color w:val="000000"/>
+                <w:sz w:val="14"/>
+              </w:rPr>
+              <w:t xml:space="preserve"> | </w:t>
+            </w:r>
+            <w:r>
+              <w:rPr>
+                <w:rFonts w:ascii="Calibri" w:hAnsi="Calibri"/>
+                <w:b w:val="0"/>
+                <w:i/>
+                <w:color w:val="000000"/>
+                <w:sz w:val="14"/>
+              </w:rPr>
+              <w:t>Persons briefed (route, stops, incidents, loggers)</w:t>
             </w:r>
           </w:p>
         </w:tc>
@@ -3368,7 +3671,7 @@
           <w:color w:val="000000"/>
           <w:sz w:val="22"/>
         </w:rPr>
-        <w:t>Примачот ја пополнува пред да го потпише ланецот на надзор. При оштетена пломба или неусогласен број — не прифаќајте, фотографирајте и известете ја QA на Пјурли Плант.</w:t>
+        <w:t>Примачот ја пополнува пред да го потпише ланецот на надзор. При оштетена пломба, лента или завиткување, или неусогласен број — не прифаќајте, фотографирајте и известете ја QA на Пјурли Плант.</w:t>
       </w:r>
       <w:r>
         <w:rPr>
@@ -3388,7 +3691,7 @@
           <w:color w:val="595959"/>
           <w:sz w:val="16"/>
         </w:rPr>
-        <w:t>The consignee completes this before signing the chain of custody. If the seal is damaged or the number does not match — do not accept, photograph and notify Purely Plant QA.</w:t>
+        <w:t>The consignee completes this before signing the chain of custody. If a seal, tape or wrapping is damaged or a count does not match — do not accept, photograph and notify Purely Plant QA.</w:t>
       </w:r>
     </w:p>
     <w:p>
@@ -3680,7 +3983,7 @@
                 <w:color w:val="000000"/>
                 <w:sz w:val="18"/>
               </w:rPr>
-              <w:t>Идентитет на возачите и регистарски број одговараат</w:t>
+              <w:t>Идентитет на лицата и регистарски број одговараат</w:t>
             </w:r>
             <w:r>
               <w:rPr>
@@ -3700,7 +4003,7 @@
                 <w:color w:val="000000"/>
                 <w:sz w:val="14"/>
               </w:rPr>
-              <w:t>Drivers' identity and registration match</w:t>
+              <w:t>Identity of the persons and registration match</w:t>
             </w:r>
           </w:p>
         </w:tc>
@@ -3797,7 +4100,7 @@
                 <w:color w:val="000000"/>
                 <w:sz w:val="18"/>
               </w:rPr>
-              <w:t>Надворешна состојба без оштетување, влага или притисок</w:t>
+              <w:t>Пломбата на вратата е цела, бројот одговара</w:t>
             </w:r>
             <w:r>
               <w:rPr>
@@ -3817,7 +4120,7 @@
                 <w:color w:val="000000"/>
                 <w:sz w:val="14"/>
               </w:rPr>
-              <w:t>External condition free of damage, wetness or crushing</w:t>
+              <w:t>Door seal intact, number matches</w:t>
             </w:r>
           </w:p>
         </w:tc>
@@ -3914,7 +4217,7 @@
                 <w:color w:val="000000"/>
                 <w:sz w:val="18"/>
               </w:rPr>
-              <w:t>Пломбата е цела</w:t>
+              <w:t>Број на палети: очекуван / примен</w:t>
             </w:r>
             <w:r>
               <w:rPr>
@@ -3934,7 +4237,7 @@
                 <w:color w:val="000000"/>
                 <w:sz w:val="14"/>
               </w:rPr>
-              <w:t>Seal intact</w:t>
+              <w:t>Pallets: expected / received</w:t>
             </w:r>
           </w:p>
         </w:tc>
@@ -4026,7 +4329,7 @@
                 <w:color w:val="000000"/>
                 <w:sz w:val="18"/>
               </w:rPr>
-              <w:t>Број на пломба: очекуван / вистински</w:t>
+              <w:t>Завиткувањето, термо-ќебињата и лентите се цели</w:t>
             </w:r>
             <w:r>
               <w:rPr>
@@ -4046,7 +4349,7 @@
                 <w:color w:val="000000"/>
                 <w:sz w:val="14"/>
               </w:rPr>
-              <w:t>Seal No.: expected / actual</w:t>
+              <w:t>Wrapping, thermal blankets and tapes intact</w:t>
             </w:r>
           </w:p>
         </w:tc>
@@ -4140,7 +4443,7 @@
                 <w:color w:val="000000"/>
                 <w:sz w:val="18"/>
               </w:rPr>
-              <w:t>Логерот преземен, сериски број одговара</w:t>
+              <w:t>Етикетите на палетите одговараат на манифестот A04</w:t>
             </w:r>
             <w:r>
               <w:rPr>
@@ -4160,7 +4463,7 @@
                 <w:color w:val="000000"/>
                 <w:sz w:val="14"/>
               </w:rPr>
-              <w:t>Logger retrieved, serial No. matches</w:t>
+              <w:t>Pallet labels match manifest A04</w:t>
             </w:r>
           </w:p>
         </w:tc>
@@ -4252,7 +4555,7 @@
                 <w:color w:val="000000"/>
                 <w:sz w:val="18"/>
               </w:rPr>
-              <w:t>Мин. / макс. температура во опсег</w:t>
+              <w:t>Логерите за еднократна употреба извадени и запрени (број)</w:t>
             </w:r>
             <w:r>
               <w:rPr>
@@ -4272,7 +4575,7 @@
                 <w:color w:val="000000"/>
                 <w:sz w:val="14"/>
               </w:rPr>
-              <w:t>Min. / max. temperature within range</w:t>
+              <w:t>Single-use loggers removed and stopped (number)</w:t>
             </w:r>
           </w:p>
         </w:tc>
@@ -4366,7 +4669,7 @@
                 <w:color w:val="000000"/>
                 <w:sz w:val="18"/>
               </w:rPr>
-              <w:t>Кумулативно време надвор од опсег = 0 мин</w:t>
+              <w:t>Без аларм на ниеден логер; мин./макс. запишани во A04</w:t>
             </w:r>
             <w:r>
               <w:rPr>
@@ -4386,7 +4689,7 @@
                 <w:color w:val="000000"/>
                 <w:sz w:val="14"/>
               </w:rPr>
-              <w:t>Cumulative time out of range = 0 min</w:t>
+              <w:t>No alarm on any logger; min./max. recorded in A04</w:t>
             </w:r>
           </w:p>
         </w:tc>
@@ -4478,7 +4781,7 @@
                 <w:color w:val="000000"/>
                 <w:sz w:val="18"/>
               </w:rPr>
-              <w:t>Макс. RH во опсег (каде е применливо)</w:t>
+              <w:t>Број на картони по палета одговара; лентите на картоните цели</w:t>
             </w:r>
             <w:r>
               <w:rPr>
@@ -4498,7 +4801,7 @@
                 <w:color w:val="000000"/>
                 <w:sz w:val="14"/>
               </w:rPr>
-              <w:t>Max. RH within range (where applicable)</w:t>
+              <w:t>Cartons per pallet match; carton tapes intact</w:t>
             </w:r>
           </w:p>
         </w:tc>
@@ -4592,7 +4895,7 @@
                 <w:color w:val="000000"/>
                 <w:sz w:val="18"/>
               </w:rPr>
-              <w:t>Број на контејнери: очекуван / примен</w:t>
+              <w:t>Надворешна состојба без оштетување, влага или притисок</w:t>
             </w:r>
             <w:r>
               <w:rPr>
@@ -4612,7 +4915,7 @@
                 <w:color w:val="000000"/>
                 <w:sz w:val="14"/>
               </w:rPr>
-              <w:t>Containers: expected / received</w:t>
+              <w:t>External condition free of damage, wetness or crushing</w:t>
             </w:r>
           </w:p>
         </w:tc>
@@ -4704,7 +5007,7 @@
                 <w:color w:val="000000"/>
                 <w:sz w:val="18"/>
               </w:rPr>
-              <w:t>Ознаките се читливи и целосни</w:t>
+              <w:t>Маса при прием евидентирана по картон</w:t>
             </w:r>
             <w:r>
               <w:rPr>
@@ -4724,7 +5027,7 @@
                 <w:color w:val="000000"/>
                 <w:sz w:val="14"/>
               </w:rPr>
-              <w:t>Labels legible and complete</w:t>
+              <w:t>Mass on receipt recorded per carton</w:t>
             </w:r>
           </w:p>
         </w:tc>
@@ -4759,117 +5062,6 @@
         <w:tc>
           <w:tcPr>
             <w:shd w:val="clear" w:color="auto" w:fill="F7FAFC"/>
-            <w:vAlign w:val="center"/>
-            <w:tcW w:type="dxa" w:w="3929"/>
-          </w:tcPr>
-          <w:p>
-            <w:pPr>
-              <w:spacing w:before="20" w:after="20"/>
-              <w:jc w:val="center"/>
-            </w:pPr>
-            <w:r/>
-          </w:p>
-        </w:tc>
-      </w:tr>
-      <w:tr>
-        <w:trPr>
-          <w:cantSplit/>
-        </w:trPr>
-        <w:tc>
-          <w:tcPr>
-            <w:shd w:val="clear" w:color="auto" w:fill="F2F2F2"/>
-            <w:vAlign w:val="center"/>
-            <w:tcW w:type="dxa" w:w="581"/>
-          </w:tcPr>
-          <w:p>
-            <w:pPr>
-              <w:spacing w:before="20" w:after="20"/>
-              <w:jc w:val="center"/>
-            </w:pPr>
-            <w:r/>
-            <w:r>
-              <w:rPr>
-                <w:rFonts w:ascii="Calibri" w:hAnsi="Calibri"/>
-                <w:b w:val="0"/>
-                <w:i w:val="0"/>
-                <w:color w:val="000000"/>
-                <w:sz w:val="18"/>
-              </w:rPr>
-              <w:t>B11</w:t>
-            </w:r>
-          </w:p>
-        </w:tc>
-        <w:tc>
-          <w:tcPr>
-            <w:vAlign w:val="center"/>
-            <w:tcW w:type="dxa" w:w="3929"/>
-          </w:tcPr>
-          <w:p>
-            <w:pPr>
-              <w:spacing w:before="20" w:after="20"/>
-              <w:jc w:val="center"/>
-            </w:pPr>
-            <w:r/>
-            <w:r>
-              <w:rPr>
-                <w:rFonts w:ascii="Calibri" w:hAnsi="Calibri"/>
-                <w:b w:val="0"/>
-                <w:i w:val="0"/>
-                <w:color w:val="000000"/>
-                <w:sz w:val="18"/>
-              </w:rPr>
-              <w:t>Бруто маса при прием евидентирана во A04</w:t>
-            </w:r>
-            <w:r>
-              <w:rPr>
-                <w:rFonts w:ascii="Calibri" w:hAnsi="Calibri"/>
-                <w:b w:val="0"/>
-                <w:i w:val="0"/>
-                <w:color w:val="000000"/>
-                <w:sz w:val="14"/>
-              </w:rPr>
-              <w:t xml:space="preserve"> | </w:t>
-            </w:r>
-            <w:r>
-              <w:rPr>
-                <w:rFonts w:ascii="Calibri" w:hAnsi="Calibri"/>
-                <w:b w:val="0"/>
-                <w:i/>
-                <w:color w:val="000000"/>
-                <w:sz w:val="14"/>
-              </w:rPr>
-              <w:t>Gross mass on receipt recorded in A04</w:t>
-            </w:r>
-          </w:p>
-        </w:tc>
-        <w:tc>
-          <w:tcPr>
-            <w:vAlign w:val="center"/>
-            <w:tcW w:type="dxa" w:w="1056"/>
-          </w:tcPr>
-          <w:p>
-            <w:pPr>
-              <w:spacing w:before="20" w:after="20"/>
-              <w:jc w:val="center"/>
-            </w:pPr>
-            <w:r/>
-          </w:p>
-        </w:tc>
-        <w:tc>
-          <w:tcPr>
-            <w:vAlign w:val="center"/>
-            <w:tcW w:type="dxa" w:w="970"/>
-          </w:tcPr>
-          <w:p>
-            <w:pPr>
-              <w:spacing w:before="20" w:after="20"/>
-              <w:jc w:val="center"/>
-            </w:pPr>
-            <w:r/>
-          </w:p>
-        </w:tc>
-        <w:tc>
-          <w:tcPr>
             <w:vAlign w:val="center"/>
             <w:tcW w:type="dxa" w:w="3929"/>
           </w:tcPr>

--- a/deliverables/inland_transport_2026-10/docx/WHSOP_003_A05.docx
+++ b/deliverables/inland_transport_2026-10/docx/WHSOP_003_A05.docx
@@ -1384,7 +1384,7 @@
                 <w:color w:val="000000"/>
                 <w:sz w:val="18"/>
               </w:rPr>
-              <w:t>Примачот потврди прием</w:t>
+              <w:t>Превозникот е квалификуван, Договорот за квалитет важи</w:t>
             </w:r>
             <w:r>
               <w:rPr>
@@ -1404,7 +1404,7 @@
                 <w:color w:val="000000"/>
                 <w:sz w:val="14"/>
               </w:rPr>
-              <w:t>Consignee confirmed receipt</w:t>
+              <w:t>Carrier qualified, Quality Agreement valid</w:t>
             </w:r>
           </w:p>
         </w:tc>
@@ -1458,6 +1458,16 @@
               <w:jc w:val="center"/>
             </w:pPr>
             <w:r/>
+            <w:r>
+              <w:rPr>
+                <w:rFonts w:ascii="Calibri" w:hAnsi="Calibri"/>
+                <w:b w:val="0"/>
+                <w:i w:val="0"/>
+                <w:color w:val="000000"/>
+                <w:sz w:val="18"/>
+              </w:rPr>
+              <w:t>QAS-10-003</w:t>
+            </w:r>
           </w:p>
         </w:tc>
       </w:tr>
@@ -1509,7 +1519,7 @@
                 <w:color w:val="000000"/>
                 <w:sz w:val="18"/>
               </w:rPr>
-              <w:t>Материјалот е во статус ОДОБРЕНО</w:t>
+              <w:t>Примачот потврди прием</w:t>
             </w:r>
             <w:r>
               <w:rPr>
@@ -1529,7 +1539,7 @@
                 <w:color w:val="000000"/>
                 <w:sz w:val="14"/>
               </w:rPr>
-              <w:t>Material APPROVED</w:t>
+              <w:t>Consignee confirmed receipt</w:t>
             </w:r>
           </w:p>
         </w:tc>
@@ -1587,16 +1597,6 @@
               <w:jc w:val="center"/>
             </w:pPr>
             <w:r/>
-            <w:r>
-              <w:rPr>
-                <w:rFonts w:ascii="Calibri" w:hAnsi="Calibri"/>
-                <w:b w:val="0"/>
-                <w:i w:val="0"/>
-                <w:color w:val="000000"/>
-                <w:sz w:val="18"/>
-              </w:rPr>
-              <w:t>WHSOP 001</w:t>
-            </w:r>
           </w:p>
         </w:tc>
       </w:tr>
@@ -1647,7 +1647,7 @@
                 <w:color w:val="000000"/>
                 <w:sz w:val="18"/>
               </w:rPr>
-              <w:t>Листите на пакување за картоните потпишани од две лица</w:t>
+              <w:t>Материјалот е во статус ОДОБРЕНО</w:t>
             </w:r>
             <w:r>
               <w:rPr>
@@ -1667,7 +1667,7 @@
                 <w:color w:val="000000"/>
                 <w:sz w:val="14"/>
               </w:rPr>
-              <w:t>Carton packing lists signed by two persons</w:t>
+              <w:t>Material APPROVED</w:t>
             </w:r>
           </w:p>
         </w:tc>
@@ -1729,7 +1729,7 @@
                 <w:color w:val="000000"/>
                 <w:sz w:val="18"/>
               </w:rPr>
-              <w:t>A03 §4</w:t>
+              <w:t>WHSOP 001</w:t>
             </w:r>
           </w:p>
         </w:tc>
@@ -1782,7 +1782,7 @@
                 <w:color w:val="000000"/>
                 <w:sz w:val="18"/>
               </w:rPr>
-              <w:t>Картоните затворени со безбедносна лента, бројот запишан</w:t>
+              <w:t>Листите на пакување за картоните потпишани од две лица</w:t>
             </w:r>
             <w:r>
               <w:rPr>
@@ -1802,7 +1802,7 @@
                 <w:color w:val="000000"/>
                 <w:sz w:val="14"/>
               </w:rPr>
-              <w:t>Cartons closed with security tape, number recorded</w:t>
+              <w:t>Carton packing lists signed by two persons</w:t>
             </w:r>
           </w:p>
         </w:tc>
@@ -1868,7 +1868,7 @@
                 <w:color w:val="000000"/>
                 <w:sz w:val="18"/>
               </w:rPr>
-              <w:t>A03 §5</w:t>
+              <w:t>A03 §4</w:t>
             </w:r>
           </w:p>
         </w:tc>
@@ -1920,7 +1920,7 @@
                 <w:color w:val="000000"/>
                 <w:sz w:val="18"/>
               </w:rPr>
-              <w:t>Палетите формирани (G 8 / M 4 картони), без препуштање</w:t>
+              <w:t>Картоните затворени со безбедносна лента, бројот запишан</w:t>
             </w:r>
             <w:r>
               <w:rPr>
@@ -1940,7 +1940,7 @@
                 <w:color w:val="000000"/>
                 <w:sz w:val="14"/>
               </w:rPr>
-              <w:t>Pallets built (L 8 / S 4 cartons), no overhang</w:t>
+              <w:t>Cartons closed with security tape, number recorded</w:t>
             </w:r>
           </w:p>
         </w:tc>
@@ -2002,7 +2002,7 @@
                 <w:color w:val="000000"/>
                 <w:sz w:val="18"/>
               </w:rPr>
-              <w:t>§6.4.2</w:t>
+              <w:t>A03 §5</w:t>
             </w:r>
           </w:p>
         </w:tc>
@@ -2055,7 +2055,7 @@
                 <w:color w:val="000000"/>
                 <w:sz w:val="18"/>
               </w:rPr>
-              <w:t>Стреч-фолија, термо-ќебе и лента на завиткувањето потпишана</w:t>
+              <w:t>Палетите формирани (G 8 / M 4 картони), без препуштање</w:t>
             </w:r>
             <w:r>
               <w:rPr>
@@ -2075,7 +2075,7 @@
                 <w:color w:val="000000"/>
                 <w:sz w:val="14"/>
               </w:rPr>
-              <w:t>Stretch film, thermal blanket and signed wrap tape</w:t>
+              <w:t>Pallets built (L 8 / S 4 cartons), no overhang</w:t>
             </w:r>
           </w:p>
         </w:tc>
@@ -2193,7 +2193,7 @@
                 <w:color w:val="000000"/>
                 <w:sz w:val="18"/>
               </w:rPr>
-              <w:t>Етикетите на палетите на две страни, проверени со листите</w:t>
+              <w:t>Стреч-фолија, термо-ќебе и лента на завиткувањето потпишана</w:t>
             </w:r>
             <w:r>
               <w:rPr>
@@ -2213,7 +2213,7 @@
                 <w:color w:val="000000"/>
                 <w:sz w:val="14"/>
               </w:rPr>
-              <w:t>Pallet labels on two sides, checked against the lists</w:t>
+              <w:t>Stretch film, thermal blanket and signed wrap tape</w:t>
             </w:r>
           </w:p>
         </w:tc>
@@ -2275,7 +2275,7 @@
                 <w:color w:val="000000"/>
                 <w:sz w:val="18"/>
               </w:rPr>
-              <w:t>A03</w:t>
+              <w:t>§6.4.2</w:t>
             </w:r>
           </w:p>
         </w:tc>
@@ -2328,7 +2328,7 @@
                 <w:color w:val="000000"/>
                 <w:sz w:val="18"/>
               </w:rPr>
-              <w:t>Логер за еднократна употреба активиран и поставен во секоја палета</w:t>
+              <w:t>Етикетите на палетите на две страни, проверени со листите</w:t>
             </w:r>
             <w:r>
               <w:rPr>
@@ -2348,7 +2348,7 @@
                 <w:color w:val="000000"/>
                 <w:sz w:val="14"/>
               </w:rPr>
-              <w:t>Single-use logger started and placed in every pallet</w:t>
+              <w:t>Pallet labels on two sides, checked against the lists</w:t>
             </w:r>
           </w:p>
         </w:tc>
@@ -2414,7 +2414,7 @@
                 <w:color w:val="000000"/>
                 <w:sz w:val="18"/>
               </w:rPr>
-              <w:t>A03 §5</w:t>
+              <w:t>A03</w:t>
             </w:r>
           </w:p>
         </w:tc>
@@ -2466,7 +2466,7 @@
                 <w:color w:val="000000"/>
                 <w:sz w:val="18"/>
               </w:rPr>
-              <w:t>USB логер калибриран, активиран, на позицијата од OQ</w:t>
+              <w:t>Логер за еднократна употреба активиран и поставен во секоја палета</w:t>
             </w:r>
             <w:r>
               <w:rPr>
@@ -2486,7 +2486,7 @@
                 <w:color w:val="000000"/>
                 <w:sz w:val="14"/>
               </w:rPr>
-              <w:t>USB logger calibrated, started, at the OQ position</w:t>
+              <w:t>Single-use logger started and placed in every pallet</w:t>
             </w:r>
           </w:p>
         </w:tc>
@@ -2548,7 +2548,7 @@
                 <w:color w:val="000000"/>
                 <w:sz w:val="18"/>
               </w:rPr>
-              <w:t>A04 §3</w:t>
+              <w:t>A03 §5</w:t>
             </w:r>
           </w:p>
         </w:tc>
@@ -2601,7 +2601,7 @@
                 <w:color w:val="000000"/>
                 <w:sz w:val="18"/>
               </w:rPr>
-              <w:t>Возилото одговара на A02, чисто, суво и заклучливо</w:t>
+              <w:t>USB логер калибриран, активиран, на позицијата од OQ</w:t>
             </w:r>
             <w:r>
               <w:rPr>
@@ -2621,7 +2621,7 @@
                 <w:color w:val="000000"/>
                 <w:sz w:val="14"/>
               </w:rPr>
-              <w:t>Vehicle matches A02, clean, dry and lockable</w:t>
+              <w:t>USB logger calibrated, started, at the OQ position</w:t>
             </w:r>
           </w:p>
         </w:tc>
@@ -2679,6 +2679,16 @@
               <w:jc w:val="center"/>
             </w:pPr>
             <w:r/>
+            <w:r>
+              <w:rPr>
+                <w:rFonts w:ascii="Calibri" w:hAnsi="Calibri"/>
+                <w:b w:val="0"/>
+                <w:i w:val="0"/>
+                <w:color w:val="000000"/>
+                <w:sz w:val="18"/>
+              </w:rPr>
+              <w:t>A04 §3</w:t>
+            </w:r>
           </w:p>
         </w:tc>
       </w:tr>
@@ -2729,7 +2739,7 @@
                 <w:color w:val="000000"/>
                 <w:sz w:val="18"/>
               </w:rPr>
-              <w:t>Контрола на температура поставена и предкондиционирана ≥ 30 мин (ако постои)</w:t>
+              <w:t>Возилото одговара на A02, чисто, суво и заклучливо</w:t>
             </w:r>
             <w:r>
               <w:rPr>
@@ -2749,7 +2759,7 @@
                 <w:color w:val="000000"/>
                 <w:sz w:val="14"/>
               </w:rPr>
-              <w:t>Temperature control set and pre-conditioned ≥ 30 min (if fitted)</w:t>
+              <w:t>Vehicle matches A02, clean, dry and lockable</w:t>
             </w:r>
           </w:p>
         </w:tc>
@@ -2803,16 +2813,6 @@
               <w:jc w:val="center"/>
             </w:pPr>
             <w:r/>
-            <w:r>
-              <w:rPr>
-                <w:rFonts w:ascii="Calibri" w:hAnsi="Calibri"/>
-                <w:b w:val="0"/>
-                <w:i w:val="0"/>
-                <w:color w:val="000000"/>
-                <w:sz w:val="18"/>
-              </w:rPr>
-              <w:t>§6.5.2</w:t>
-            </w:r>
           </w:p>
         </w:tc>
       </w:tr>
@@ -2864,7 +2864,7 @@
                 <w:color w:val="000000"/>
                 <w:sz w:val="18"/>
               </w:rPr>
-              <w:t>Палетите натоварени по распоредот од TRA и обезбедени</w:t>
+              <w:t>Контрола на температура: ☐ активна — поставена и предкондиционирана ≥ 30 мин; ☐ пасивна — термо-ќебињата цели</w:t>
             </w:r>
             <w:r>
               <w:rPr>
@@ -2884,7 +2884,7 @@
                 <w:color w:val="000000"/>
                 <w:sz w:val="14"/>
               </w:rPr>
-              <w:t>Pallets loaded per the TRA arrangement and secured</w:t>
+              <w:t>Temperature control: ☐ active — set and pre-conditioned ≥ 30 min; ☐ passive — thermal blankets intact</w:t>
             </w:r>
           </w:p>
         </w:tc>
@@ -2950,7 +2950,7 @@
                 <w:color w:val="000000"/>
                 <w:sz w:val="18"/>
               </w:rPr>
-              <w:t>A01 §2</w:t>
+              <w:t>§6.5.2</w:t>
             </w:r>
           </w:p>
         </w:tc>
@@ -3002,7 +3002,7 @@
                 <w:color w:val="000000"/>
                 <w:sz w:val="18"/>
               </w:rPr>
-              <w:t>Идентитет и овластување на возачот и придружникот проверени</w:t>
+              <w:t>Палетите натоварени по распоредот од TRA и обезбедени</w:t>
             </w:r>
             <w:r>
               <w:rPr>
@@ -3022,7 +3022,7 @@
                 <w:color w:val="000000"/>
                 <w:sz w:val="14"/>
               </w:rPr>
-              <w:t>Identity and authorisation of driver and escort person verified</w:t>
+              <w:t>Pallets loaded per the TRA arrangement and secured</w:t>
             </w:r>
           </w:p>
         </w:tc>
@@ -3076,6 +3076,16 @@
               <w:jc w:val="center"/>
             </w:pPr>
             <w:r/>
+            <w:r>
+              <w:rPr>
+                <w:rFonts w:ascii="Calibri" w:hAnsi="Calibri"/>
+                <w:b w:val="0"/>
+                <w:i w:val="0"/>
+                <w:color w:val="000000"/>
+                <w:sz w:val="18"/>
+              </w:rPr>
+              <w:t>A01 §2</w:t>
+            </w:r>
           </w:p>
         </w:tc>
       </w:tr>
@@ -3127,6 +3137,134 @@
                 <w:color w:val="000000"/>
                 <w:sz w:val="18"/>
               </w:rPr>
+              <w:t>Идентитет и овластување на возачот (и придружникот) проверени</w:t>
+            </w:r>
+            <w:r>
+              <w:rPr>
+                <w:rFonts w:ascii="Calibri" w:hAnsi="Calibri"/>
+                <w:b w:val="0"/>
+                <w:i w:val="0"/>
+                <w:color w:val="000000"/>
+                <w:sz w:val="14"/>
+              </w:rPr>
+              <w:t xml:space="preserve"> | </w:t>
+            </w:r>
+            <w:r>
+              <w:rPr>
+                <w:rFonts w:ascii="Calibri" w:hAnsi="Calibri"/>
+                <w:b w:val="0"/>
+                <w:i/>
+                <w:color w:val="000000"/>
+                <w:sz w:val="14"/>
+              </w:rPr>
+              <w:t>Identity and authorisation of the driver (and accompanying person) verified</w:t>
+            </w:r>
+          </w:p>
+        </w:tc>
+        <w:tc>
+          <w:tcPr>
+            <w:shd w:val="clear" w:color="auto" w:fill="F7FAFC"/>
+            <w:vAlign w:val="center"/>
+            <w:tcW w:type="dxa" w:w="1170"/>
+          </w:tcPr>
+          <w:p>
+            <w:pPr>
+              <w:spacing w:before="20" w:after="20"/>
+              <w:jc w:val="center"/>
+            </w:pPr>
+            <w:r/>
+          </w:p>
+        </w:tc>
+        <w:tc>
+          <w:tcPr>
+            <w:shd w:val="clear" w:color="auto" w:fill="F7FAFC"/>
+            <w:vAlign w:val="center"/>
+            <w:tcW w:type="dxa" w:w="1074"/>
+          </w:tcPr>
+          <w:p>
+            <w:pPr>
+              <w:spacing w:before="20" w:after="20"/>
+              <w:jc w:val="center"/>
+            </w:pPr>
+            <w:r/>
+          </w:p>
+        </w:tc>
+        <w:tc>
+          <w:tcPr>
+            <w:shd w:val="clear" w:color="auto" w:fill="F7FAFC"/>
+            <w:vAlign w:val="center"/>
+            <w:tcW w:type="dxa" w:w="644"/>
+          </w:tcPr>
+          <w:p>
+            <w:pPr>
+              <w:spacing w:before="20" w:after="20"/>
+              <w:jc w:val="center"/>
+            </w:pPr>
+            <w:r/>
+          </w:p>
+        </w:tc>
+        <w:tc>
+          <w:tcPr>
+            <w:shd w:val="clear" w:color="auto" w:fill="F7FAFC"/>
+            <w:vAlign w:val="center"/>
+            <w:tcW w:type="dxa" w:w="2581"/>
+          </w:tcPr>
+          <w:p>
+            <w:pPr>
+              <w:spacing w:before="20" w:after="20"/>
+              <w:jc w:val="center"/>
+            </w:pPr>
+            <w:r/>
+          </w:p>
+        </w:tc>
+      </w:tr>
+      <w:tr>
+        <w:trPr>
+          <w:cantSplit/>
+        </w:trPr>
+        <w:tc>
+          <w:tcPr>
+            <w:shd w:val="clear" w:color="auto" w:fill="F2F2F2"/>
+            <w:vAlign w:val="center"/>
+            <w:tcW w:type="dxa" w:w="644"/>
+          </w:tcPr>
+          <w:p>
+            <w:pPr>
+              <w:spacing w:before="20" w:after="20"/>
+              <w:jc w:val="center"/>
+            </w:pPr>
+            <w:r/>
+            <w:r>
+              <w:rPr>
+                <w:rFonts w:ascii="Calibri" w:hAnsi="Calibri"/>
+                <w:b w:val="0"/>
+                <w:i w:val="0"/>
+                <w:color w:val="000000"/>
+                <w:sz w:val="18"/>
+              </w:rPr>
+              <w:t>A19</w:t>
+            </w:r>
+          </w:p>
+        </w:tc>
+        <w:tc>
+          <w:tcPr>
+            <w:vAlign w:val="center"/>
+            <w:tcW w:type="dxa" w:w="4351"/>
+          </w:tcPr>
+          <w:p>
+            <w:pPr>
+              <w:spacing w:before="20" w:after="20"/>
+              <w:jc w:val="center"/>
+            </w:pPr>
+            <w:r/>
+            <w:r>
+              <w:rPr>
+                <w:rFonts w:ascii="Calibri" w:hAnsi="Calibri"/>
+                <w:b w:val="0"/>
+                <w:i w:val="0"/>
+                <w:color w:val="000000"/>
+                <w:sz w:val="18"/>
+              </w:rPr>
               <w:t>Лицата брифирани (рута, застанувања, инциденти, логери)</w:t>
             </w:r>
             <w:r>
@@ -3153,7 +3291,6 @@
         </w:tc>
         <w:tc>
           <w:tcPr>
-            <w:shd w:val="clear" w:color="auto" w:fill="F7FAFC"/>
             <w:vAlign w:val="center"/>
             <w:tcW w:type="dxa" w:w="1170"/>
           </w:tcPr>
@@ -3167,7 +3304,6 @@
         </w:tc>
         <w:tc>
           <w:tcPr>
-            <w:shd w:val="clear" w:color="auto" w:fill="F7FAFC"/>
             <w:vAlign w:val="center"/>
             <w:tcW w:type="dxa" w:w="1074"/>
           </w:tcPr>
@@ -3181,7 +3317,6 @@
         </w:tc>
         <w:tc>
           <w:tcPr>
-            <w:shd w:val="clear" w:color="auto" w:fill="F7FAFC"/>
             <w:vAlign w:val="center"/>
             <w:tcW w:type="dxa" w:w="644"/>
           </w:tcPr>
@@ -3195,7 +3330,6 @@
         </w:tc>
         <w:tc>
           <w:tcPr>
-            <w:shd w:val="clear" w:color="auto" w:fill="F7FAFC"/>
             <w:vAlign w:val="center"/>
             <w:tcW w:type="dxa" w:w="2581"/>
           </w:tcPr>

--- a/deliverables/inland_transport_2026-10/docx/WHSOP_003_A05.docx
+++ b/deliverables/inland_transport_2026-10/docx/WHSOP_003_A05.docx
@@ -428,7 +428,7 @@
     </w:tbl>
     <w:p>
       <w:pPr>
-        <w:keepNext/>
+        <w:keepNext w:val="0"/>
         <w:spacing w:before="0" w:after="0" w:lineRule="exact" w:line="240"/>
       </w:pPr>
     </w:p>
@@ -3345,7 +3345,7 @@
     </w:tbl>
     <w:p>
       <w:pPr>
-        <w:keepNext/>
+        <w:keepNext w:val="0"/>
         <w:spacing w:before="0" w:after="0" w:lineRule="exact" w:line="120"/>
       </w:pPr>
     </w:p>
@@ -3743,7 +3743,7 @@
     </w:tbl>
     <w:p>
       <w:pPr>
-        <w:keepNext/>
+        <w:keepNext w:val="0"/>
         <w:spacing w:before="0" w:after="0" w:lineRule="exact" w:line="240"/>
       </w:pPr>
     </w:p>
@@ -5211,7 +5211,7 @@
     </w:tbl>
     <w:p>
       <w:pPr>
-        <w:keepNext/>
+        <w:keepNext w:val="0"/>
         <w:spacing w:before="0" w:after="0" w:lineRule="exact" w:line="120"/>
       </w:pPr>
     </w:p>
@@ -5507,7 +5507,7 @@
     </w:tbl>
     <w:p>
       <w:pPr>
-        <w:keepNext/>
+        <w:keepNext w:val="0"/>
         <w:spacing w:before="0" w:after="0" w:lineRule="exact" w:line="120"/>
       </w:pPr>
     </w:p>

--- a/deliverables/inland_transport_2026-10/docx/WHSOP_003_A05.docx
+++ b/deliverables/inland_transport_2026-10/docx/WHSOP_003_A05.docx
@@ -2055,7 +2055,7 @@
                 <w:color w:val="000000"/>
                 <w:sz w:val="18"/>
               </w:rPr>
-              <w:t>Палетите формирани (G 8 / M 4 картони), без препуштање</w:t>
+              <w:t>Ретенционите мостри подготвени, означени, евидентирани и спакувани во картонот RS</w:t>
             </w:r>
             <w:r>
               <w:rPr>
@@ -2075,7 +2075,7 @@
                 <w:color w:val="000000"/>
                 <w:sz w:val="14"/>
               </w:rPr>
-              <w:t>Pallets built (L 8 / S 4 cartons), no overhang</w:t>
+              <w:t>Retention samples prepared, labelled, recorded and packed in the RS carton</w:t>
             </w:r>
           </w:p>
         </w:tc>
@@ -2141,7 +2141,7 @@
                 <w:color w:val="000000"/>
                 <w:sz w:val="18"/>
               </w:rPr>
-              <w:t>§6.4.2</w:t>
+              <w:t>A03 §7</w:t>
             </w:r>
           </w:p>
         </w:tc>
@@ -2193,7 +2193,7 @@
                 <w:color w:val="000000"/>
                 <w:sz w:val="18"/>
               </w:rPr>
-              <w:t>Стреч-фолија, термо-ќебе и лента на завиткувањето потпишана</w:t>
+              <w:t>Палетите формирани (G 8 / M 4 картони), без препуштање</w:t>
             </w:r>
             <w:r>
               <w:rPr>
@@ -2213,7 +2213,7 @@
                 <w:color w:val="000000"/>
                 <w:sz w:val="14"/>
               </w:rPr>
-              <w:t>Stretch film, thermal blanket and signed wrap tape</w:t>
+              <w:t>Pallets built (L 8 / S 4 cartons), no overhang</w:t>
             </w:r>
           </w:p>
         </w:tc>
@@ -2328,7 +2328,7 @@
                 <w:color w:val="000000"/>
                 <w:sz w:val="18"/>
               </w:rPr>
-              <w:t>Етикетите на палетите на две страни, проверени со листите</w:t>
+              <w:t>Стреч-фолија, термо-ќебе и лента на завиткувањето потпишана</w:t>
             </w:r>
             <w:r>
               <w:rPr>
@@ -2348,7 +2348,7 @@
                 <w:color w:val="000000"/>
                 <w:sz w:val="14"/>
               </w:rPr>
-              <w:t>Pallet labels on two sides, checked against the lists</w:t>
+              <w:t>Stretch film, thermal blanket and signed wrap tape</w:t>
             </w:r>
           </w:p>
         </w:tc>
@@ -2414,7 +2414,7 @@
                 <w:color w:val="000000"/>
                 <w:sz w:val="18"/>
               </w:rPr>
-              <w:t>A03</w:t>
+              <w:t>§6.4.2</w:t>
             </w:r>
           </w:p>
         </w:tc>
@@ -2466,7 +2466,7 @@
                 <w:color w:val="000000"/>
                 <w:sz w:val="18"/>
               </w:rPr>
-              <w:t>Логер за еднократна употреба активиран и поставен во секоја палета</w:t>
+              <w:t>Етикетите на палетите на две страни, проверени со листите</w:t>
             </w:r>
             <w:r>
               <w:rPr>
@@ -2486,7 +2486,7 @@
                 <w:color w:val="000000"/>
                 <w:sz w:val="14"/>
               </w:rPr>
-              <w:t>Single-use logger started and placed in every pallet</w:t>
+              <w:t>Pallet labels on two sides, checked against the lists</w:t>
             </w:r>
           </w:p>
         </w:tc>
@@ -2548,7 +2548,7 @@
                 <w:color w:val="000000"/>
                 <w:sz w:val="18"/>
               </w:rPr>
-              <w:t>A03 §5</w:t>
+              <w:t>A03</w:t>
             </w:r>
           </w:p>
         </w:tc>
@@ -2601,7 +2601,7 @@
                 <w:color w:val="000000"/>
                 <w:sz w:val="18"/>
               </w:rPr>
-              <w:t>USB логер калибриран, активиран, на позицијата од OQ</w:t>
+              <w:t>Логер за еднократна употреба активиран и поставен во секоја палета</w:t>
             </w:r>
             <w:r>
               <w:rPr>
@@ -2621,7 +2621,7 @@
                 <w:color w:val="000000"/>
                 <w:sz w:val="14"/>
               </w:rPr>
-              <w:t>USB logger calibrated, started, at the OQ position</w:t>
+              <w:t>Single-use logger started and placed in every pallet</w:t>
             </w:r>
           </w:p>
         </w:tc>
@@ -2687,7 +2687,7 @@
                 <w:color w:val="000000"/>
                 <w:sz w:val="18"/>
               </w:rPr>
-              <w:t>A04 §3</w:t>
+              <w:t>A03 §5</w:t>
             </w:r>
           </w:p>
         </w:tc>
@@ -2739,7 +2739,7 @@
                 <w:color w:val="000000"/>
                 <w:sz w:val="18"/>
               </w:rPr>
-              <w:t>Возилото одговара на A02, чисто, суво и заклучливо</w:t>
+              <w:t>USB логер калибриран, активиран, на позицијата од OQ</w:t>
             </w:r>
             <w:r>
               <w:rPr>
@@ -2759,7 +2759,7 @@
                 <w:color w:val="000000"/>
                 <w:sz w:val="14"/>
               </w:rPr>
-              <w:t>Vehicle matches A02, clean, dry and lockable</w:t>
+              <w:t>USB logger calibrated, started, at the OQ position</w:t>
             </w:r>
           </w:p>
         </w:tc>
@@ -2813,6 +2813,16 @@
               <w:jc w:val="center"/>
             </w:pPr>
             <w:r/>
+            <w:r>
+              <w:rPr>
+                <w:rFonts w:ascii="Calibri" w:hAnsi="Calibri"/>
+                <w:b w:val="0"/>
+                <w:i w:val="0"/>
+                <w:color w:val="000000"/>
+                <w:sz w:val="18"/>
+              </w:rPr>
+              <w:t>A04 §3</w:t>
+            </w:r>
           </w:p>
         </w:tc>
       </w:tr>
@@ -2864,7 +2874,7 @@
                 <w:color w:val="000000"/>
                 <w:sz w:val="18"/>
               </w:rPr>
-              <w:t>Контрола на температура: ☐ активна — поставена и предкондиционирана ≥ 30 мин; ☐ пасивна — термо-ќебињата цели</w:t>
+              <w:t>Возилото одговара на A02, чисто, суво и заклучливо</w:t>
             </w:r>
             <w:r>
               <w:rPr>
@@ -2884,7 +2894,7 @@
                 <w:color w:val="000000"/>
                 <w:sz w:val="14"/>
               </w:rPr>
-              <w:t>Temperature control: ☐ active — set and pre-conditioned ≥ 30 min; ☐ passive — thermal blankets intact</w:t>
+              <w:t>Vehicle matches A02, clean, dry and lockable</w:t>
             </w:r>
           </w:p>
         </w:tc>
@@ -2942,16 +2952,6 @@
               <w:jc w:val="center"/>
             </w:pPr>
             <w:r/>
-            <w:r>
-              <w:rPr>
-                <w:rFonts w:ascii="Calibri" w:hAnsi="Calibri"/>
-                <w:b w:val="0"/>
-                <w:i w:val="0"/>
-                <w:color w:val="000000"/>
-                <w:sz w:val="18"/>
-              </w:rPr>
-              <w:t>§6.5.2</w:t>
-            </w:r>
           </w:p>
         </w:tc>
       </w:tr>
@@ -3002,7 +3002,7 @@
                 <w:color w:val="000000"/>
                 <w:sz w:val="18"/>
               </w:rPr>
-              <w:t>Палетите натоварени по распоредот од TRA и обезбедени</w:t>
+              <w:t>Контрола на температура: ☐ активна — поставена и предкондиционирана ≥ 30 мин; ☐ пасивна — термо-ќебињата цели</w:t>
             </w:r>
             <w:r>
               <w:rPr>
@@ -3022,7 +3022,7 @@
                 <w:color w:val="000000"/>
                 <w:sz w:val="14"/>
               </w:rPr>
-              <w:t>Pallets loaded per the TRA arrangement and secured</w:t>
+              <w:t>Temperature control: ☐ active — set and pre-conditioned ≥ 30 min; ☐ passive — thermal blankets intact</w:t>
             </w:r>
           </w:p>
         </w:tc>
@@ -3084,7 +3084,7 @@
                 <w:color w:val="000000"/>
                 <w:sz w:val="18"/>
               </w:rPr>
-              <w:t>A01 §2</w:t>
+              <w:t>§6.5.2</w:t>
             </w:r>
           </w:p>
         </w:tc>
@@ -3137,7 +3137,7 @@
                 <w:color w:val="000000"/>
                 <w:sz w:val="18"/>
               </w:rPr>
-              <w:t>Идентитет и овластување на возачот (и придружникот) проверени</w:t>
+              <w:t>Палетите натоварени по распоредот од TRA и обезбедени</w:t>
             </w:r>
             <w:r>
               <w:rPr>
@@ -3157,7 +3157,7 @@
                 <w:color w:val="000000"/>
                 <w:sz w:val="14"/>
               </w:rPr>
-              <w:t>Identity and authorisation of the driver (and accompanying person) verified</w:t>
+              <w:t>Pallets loaded per the TRA arrangement and secured</w:t>
             </w:r>
           </w:p>
         </w:tc>
@@ -3215,6 +3215,16 @@
               <w:jc w:val="center"/>
             </w:pPr>
             <w:r/>
+            <w:r>
+              <w:rPr>
+                <w:rFonts w:ascii="Calibri" w:hAnsi="Calibri"/>
+                <w:b w:val="0"/>
+                <w:i w:val="0"/>
+                <w:color w:val="000000"/>
+                <w:sz w:val="18"/>
+              </w:rPr>
+              <w:t>A01 §2</w:t>
+            </w:r>
           </w:p>
         </w:tc>
       </w:tr>
@@ -3265,6 +3275,131 @@
                 <w:color w:val="000000"/>
                 <w:sz w:val="18"/>
               </w:rPr>
+              <w:t>Идентитет и овластување на возачот (и придружникот) проверени</w:t>
+            </w:r>
+            <w:r>
+              <w:rPr>
+                <w:rFonts w:ascii="Calibri" w:hAnsi="Calibri"/>
+                <w:b w:val="0"/>
+                <w:i w:val="0"/>
+                <w:color w:val="000000"/>
+                <w:sz w:val="14"/>
+              </w:rPr>
+              <w:t xml:space="preserve"> | </w:t>
+            </w:r>
+            <w:r>
+              <w:rPr>
+                <w:rFonts w:ascii="Calibri" w:hAnsi="Calibri"/>
+                <w:b w:val="0"/>
+                <w:i/>
+                <w:color w:val="000000"/>
+                <w:sz w:val="14"/>
+              </w:rPr>
+              <w:t>Identity and authorisation of the driver (and accompanying person) verified</w:t>
+            </w:r>
+          </w:p>
+        </w:tc>
+        <w:tc>
+          <w:tcPr>
+            <w:vAlign w:val="center"/>
+            <w:tcW w:type="dxa" w:w="1170"/>
+          </w:tcPr>
+          <w:p>
+            <w:pPr>
+              <w:spacing w:before="20" w:after="20"/>
+              <w:jc w:val="center"/>
+            </w:pPr>
+            <w:r/>
+          </w:p>
+        </w:tc>
+        <w:tc>
+          <w:tcPr>
+            <w:vAlign w:val="center"/>
+            <w:tcW w:type="dxa" w:w="1074"/>
+          </w:tcPr>
+          <w:p>
+            <w:pPr>
+              <w:spacing w:before="20" w:after="20"/>
+              <w:jc w:val="center"/>
+            </w:pPr>
+            <w:r/>
+          </w:p>
+        </w:tc>
+        <w:tc>
+          <w:tcPr>
+            <w:vAlign w:val="center"/>
+            <w:tcW w:type="dxa" w:w="644"/>
+          </w:tcPr>
+          <w:p>
+            <w:pPr>
+              <w:spacing w:before="20" w:after="20"/>
+              <w:jc w:val="center"/>
+            </w:pPr>
+            <w:r/>
+          </w:p>
+        </w:tc>
+        <w:tc>
+          <w:tcPr>
+            <w:vAlign w:val="center"/>
+            <w:tcW w:type="dxa" w:w="2581"/>
+          </w:tcPr>
+          <w:p>
+            <w:pPr>
+              <w:spacing w:before="20" w:after="20"/>
+              <w:jc w:val="center"/>
+            </w:pPr>
+            <w:r/>
+          </w:p>
+        </w:tc>
+      </w:tr>
+      <w:tr>
+        <w:trPr>
+          <w:cantSplit/>
+        </w:trPr>
+        <w:tc>
+          <w:tcPr>
+            <w:shd w:val="clear" w:color="auto" w:fill="F2F2F2"/>
+            <w:vAlign w:val="center"/>
+            <w:tcW w:type="dxa" w:w="644"/>
+          </w:tcPr>
+          <w:p>
+            <w:pPr>
+              <w:spacing w:before="20" w:after="20"/>
+              <w:jc w:val="center"/>
+            </w:pPr>
+            <w:r/>
+            <w:r>
+              <w:rPr>
+                <w:rFonts w:ascii="Calibri" w:hAnsi="Calibri"/>
+                <w:b w:val="0"/>
+                <w:i w:val="0"/>
+                <w:color w:val="000000"/>
+                <w:sz w:val="18"/>
+              </w:rPr>
+              <w:t>A20</w:t>
+            </w:r>
+          </w:p>
+        </w:tc>
+        <w:tc>
+          <w:tcPr>
+            <w:shd w:val="clear" w:color="auto" w:fill="F7FAFC"/>
+            <w:vAlign w:val="center"/>
+            <w:tcW w:type="dxa" w:w="4351"/>
+          </w:tcPr>
+          <w:p>
+            <w:pPr>
+              <w:spacing w:before="20" w:after="20"/>
+              <w:jc w:val="center"/>
+            </w:pPr>
+            <w:r/>
+            <w:r>
+              <w:rPr>
+                <w:rFonts w:ascii="Calibri" w:hAnsi="Calibri"/>
+                <w:b w:val="0"/>
+                <w:i w:val="0"/>
+                <w:color w:val="000000"/>
+                <w:sz w:val="18"/>
+              </w:rPr>
               <w:t>Лицата брифирани (рута, застанувања, инциденти, логери)</w:t>
             </w:r>
             <w:r>
@@ -3291,6 +3426,7 @@
         </w:tc>
         <w:tc>
           <w:tcPr>
+            <w:shd w:val="clear" w:color="auto" w:fill="F7FAFC"/>
             <w:vAlign w:val="center"/>
             <w:tcW w:type="dxa" w:w="1170"/>
           </w:tcPr>
@@ -3304,6 +3440,7 @@
         </w:tc>
         <w:tc>
           <w:tcPr>
+            <w:shd w:val="clear" w:color="auto" w:fill="F7FAFC"/>
             <w:vAlign w:val="center"/>
             <w:tcW w:type="dxa" w:w="1074"/>
           </w:tcPr>
@@ -3317,6 +3454,7 @@
         </w:tc>
         <w:tc>
           <w:tcPr>
+            <w:shd w:val="clear" w:color="auto" w:fill="F7FAFC"/>
             <w:vAlign w:val="center"/>
             <w:tcW w:type="dxa" w:w="644"/>
           </w:tcPr>
@@ -3330,6 +3468,7 @@
         </w:tc>
         <w:tc>
           <w:tcPr>
+            <w:shd w:val="clear" w:color="auto" w:fill="F7FAFC"/>
             <w:vAlign w:val="center"/>
             <w:tcW w:type="dxa" w:w="2581"/>
           </w:tcPr>
@@ -5029,7 +5168,7 @@
                 <w:color w:val="000000"/>
                 <w:sz w:val="18"/>
               </w:rPr>
-              <w:t>Надворешна состојба без оштетување, влага или притисок</w:t>
+              <w:t>Картонот со ретенциони мостри примен, лентата цела, бројот на мостри одговара</w:t>
             </w:r>
             <w:r>
               <w:rPr>
@@ -5049,7 +5188,7 @@
                 <w:color w:val="000000"/>
                 <w:sz w:val="14"/>
               </w:rPr>
-              <w:t>External condition free of damage, wetness or crushing</w:t>
+              <w:t>Retention-sample carton received, tape intact, sample count matches</w:t>
             </w:r>
           </w:p>
         </w:tc>
@@ -5141,6 +5280,120 @@
                 <w:color w:val="000000"/>
                 <w:sz w:val="18"/>
               </w:rPr>
+              <w:t>Надворешна состојба без оштетување, влага или притисок</w:t>
+            </w:r>
+            <w:r>
+              <w:rPr>
+                <w:rFonts w:ascii="Calibri" w:hAnsi="Calibri"/>
+                <w:b w:val="0"/>
+                <w:i w:val="0"/>
+                <w:color w:val="000000"/>
+                <w:sz w:val="14"/>
+              </w:rPr>
+              <w:t xml:space="preserve"> | </w:t>
+            </w:r>
+            <w:r>
+              <w:rPr>
+                <w:rFonts w:ascii="Calibri" w:hAnsi="Calibri"/>
+                <w:b w:val="0"/>
+                <w:i/>
+                <w:color w:val="000000"/>
+                <w:sz w:val="14"/>
+              </w:rPr>
+              <w:t>External condition free of damage, wetness or crushing</w:t>
+            </w:r>
+          </w:p>
+        </w:tc>
+        <w:tc>
+          <w:tcPr>
+            <w:shd w:val="clear" w:color="auto" w:fill="F7FAFC"/>
+            <w:vAlign w:val="center"/>
+            <w:tcW w:type="dxa" w:w="1056"/>
+          </w:tcPr>
+          <w:p>
+            <w:pPr>
+              <w:spacing w:before="20" w:after="20"/>
+              <w:jc w:val="center"/>
+            </w:pPr>
+            <w:r/>
+          </w:p>
+        </w:tc>
+        <w:tc>
+          <w:tcPr>
+            <w:shd w:val="clear" w:color="auto" w:fill="F7FAFC"/>
+            <w:vAlign w:val="center"/>
+            <w:tcW w:type="dxa" w:w="970"/>
+          </w:tcPr>
+          <w:p>
+            <w:pPr>
+              <w:spacing w:before="20" w:after="20"/>
+              <w:jc w:val="center"/>
+            </w:pPr>
+            <w:r/>
+          </w:p>
+        </w:tc>
+        <w:tc>
+          <w:tcPr>
+            <w:shd w:val="clear" w:color="auto" w:fill="F7FAFC"/>
+            <w:vAlign w:val="center"/>
+            <w:tcW w:type="dxa" w:w="3929"/>
+          </w:tcPr>
+          <w:p>
+            <w:pPr>
+              <w:spacing w:before="20" w:after="20"/>
+              <w:jc w:val="center"/>
+            </w:pPr>
+            <w:r/>
+          </w:p>
+        </w:tc>
+      </w:tr>
+      <w:tr>
+        <w:trPr>
+          <w:cantSplit/>
+        </w:trPr>
+        <w:tc>
+          <w:tcPr>
+            <w:shd w:val="clear" w:color="auto" w:fill="F2F2F2"/>
+            <w:vAlign w:val="center"/>
+            <w:tcW w:type="dxa" w:w="581"/>
+          </w:tcPr>
+          <w:p>
+            <w:pPr>
+              <w:spacing w:before="20" w:after="20"/>
+              <w:jc w:val="center"/>
+            </w:pPr>
+            <w:r/>
+            <w:r>
+              <w:rPr>
+                <w:rFonts w:ascii="Calibri" w:hAnsi="Calibri"/>
+                <w:b w:val="0"/>
+                <w:i w:val="0"/>
+                <w:color w:val="000000"/>
+                <w:sz w:val="18"/>
+              </w:rPr>
+              <w:t>B11</w:t>
+            </w:r>
+          </w:p>
+        </w:tc>
+        <w:tc>
+          <w:tcPr>
+            <w:vAlign w:val="center"/>
+            <w:tcW w:type="dxa" w:w="3929"/>
+          </w:tcPr>
+          <w:p>
+            <w:pPr>
+              <w:spacing w:before="20" w:after="20"/>
+              <w:jc w:val="center"/>
+            </w:pPr>
+            <w:r/>
+            <w:r>
+              <w:rPr>
+                <w:rFonts w:ascii="Calibri" w:hAnsi="Calibri"/>
+                <w:b w:val="0"/>
+                <w:i w:val="0"/>
+                <w:color w:val="000000"/>
+                <w:sz w:val="18"/>
+              </w:rPr>
               <w:t>Маса при прием евидентирана по картон</w:t>
             </w:r>
             <w:r>
@@ -5167,7 +5420,6 @@
         </w:tc>
         <w:tc>
           <w:tcPr>
-            <w:shd w:val="clear" w:color="auto" w:fill="F7FAFC"/>
             <w:vAlign w:val="center"/>
             <w:tcW w:type="dxa" w:w="1056"/>
           </w:tcPr>
@@ -5181,7 +5433,6 @@
         </w:tc>
         <w:tc>
           <w:tcPr>
-            <w:shd w:val="clear" w:color="auto" w:fill="F7FAFC"/>
             <w:vAlign w:val="center"/>
             <w:tcW w:type="dxa" w:w="970"/>
           </w:tcPr>
@@ -5195,7 +5446,6 @@
         </w:tc>
         <w:tc>
           <w:tcPr>
-            <w:shd w:val="clear" w:color="auto" w:fill="F7FAFC"/>
             <w:vAlign w:val="center"/>
             <w:tcW w:type="dxa" w:w="3929"/>
           </w:tcPr>

--- a/deliverables/inland_transport_2026-10/docx/WHSOP_003_A05.docx
+++ b/deliverables/inland_transport_2026-10/docx/WHSOP_003_A05.docx
@@ -2466,7 +2466,7 @@
                 <w:color w:val="000000"/>
                 <w:sz w:val="18"/>
               </w:rPr>
-              <w:t>Етикетите на палетите на две страни, проверени со листите</w:t>
+              <w:t>Етикетите отпечатени од образецот во A03 §2 (код и верзија запишани), примероците залепени во §3; етикетите на палетите на две страни, проверени со листите</w:t>
             </w:r>
             <w:r>
               <w:rPr>
@@ -2486,7 +2486,7 @@
                 <w:color w:val="000000"/>
                 <w:sz w:val="14"/>
               </w:rPr>
-              <w:t>Pallet labels on two sides, checked against the lists</w:t>
+              <w:t>Labels printed from the template in A03 §2 (code and version recorded), specimens affixed in §3; pallet labels on two sides, checked against the lists</w:t>
             </w:r>
           </w:p>
         </w:tc>
@@ -2548,7 +2548,7 @@
                 <w:color w:val="000000"/>
                 <w:sz w:val="18"/>
               </w:rPr>
-              <w:t>A03</w:t>
+              <w:t>A03 §2–3</w:t>
             </w:r>
           </w:p>
         </w:tc>
